--- a/游戏A_项目开发报告.docx
+++ b/游戏A_项目开发报告.docx
@@ -12,21 +12,24 @@
         <w:rPr>
           <w:b/>
           <w:color w:val="1A1A2E"/>
-          <w:sz w:val="56"/>
+          <w:sz w:val="48"/>
         </w:rPr>
-        <w:t>游戏A · LLM决策代理系统</w:t>
+        <w:t>基于大语言模型的双人不完全信息博弈</w:t>
+        <w:br/>
+        <w:t>决策系统设计与优化</w:t>
       </w:r>
     </w:p>
+    <w:p/>
     <w:p>
       <w:pPr>
         <w:jc w:val="center"/>
       </w:pPr>
       <w:r>
         <w:rPr>
-          <w:color w:val="666666"/>
-          <w:sz w:val="36"/>
+          <w:color w:val="555555"/>
+          <w:sz w:val="32"/>
         </w:rPr>
-        <w:t>项目开发报告</w:t>
+        <w:t>AI课程项目 · 开发报告</w:t>
       </w:r>
     </w:p>
     <w:p/>
@@ -37,19 +40,7 @@
       </w:pPr>
       <w:r>
         <w:rPr>
-          <w:color w:val="999999"/>
-          <w:sz w:val="22"/>
-        </w:rPr>
-        <w:t>文档版本：v1.0</w:t>
-      </w:r>
-    </w:p>
-    <w:p>
-      <w:pPr>
-        <w:jc w:val="center"/>
-      </w:pPr>
-      <w:r>
-        <w:rPr>
-          <w:color w:val="999999"/>
+          <w:color w:val="888888"/>
           <w:sz w:val="22"/>
         </w:rPr>
         <w:t>日期：2026年06月07日</w:t>
@@ -61,10 +52,10 @@
       </w:pPr>
       <w:r>
         <w:rPr>
-          <w:color w:val="999999"/>
+          <w:color w:val="888888"/>
           <w:sz w:val="22"/>
         </w:rPr>
-        <w:t>项目类型：双人不完全信息博弈 · LLM决策实验平台</w:t>
+        <w:t>技术栈：Python 3.13 + LLM API (OpenAI/Anthropic)</w:t>
       </w:r>
     </w:p>
     <w:p>
@@ -73,10 +64,10 @@
       </w:pPr>
       <w:r>
         <w:rPr>
-          <w:color w:val="999999"/>
+          <w:color w:val="888888"/>
           <w:sz w:val="22"/>
         </w:rPr>
-        <w:t>技术栈：Python 3.13 + OpenAI/Anthropic API + Streamlit + tkinter</w:t>
+        <w:t>代码仓库：github.com/wangjj327-sys/AIproject</w:t>
       </w:r>
     </w:p>
     <w:p>
@@ -85,10 +76,10 @@
       </w:pPr>
       <w:r>
         <w:rPr>
-          <w:color w:val="999999"/>
+          <w:color w:val="888888"/>
           <w:sz w:val="22"/>
         </w:rPr>
-        <w:t>代码仓库：https://github.com/wangjj327-sys/AIproject</w:t>
+        <w:t>测试用例：208个 · 通过率100%</w:t>
       </w:r>
     </w:p>
     <w:p>
@@ -106,138 +97,233 @@
     </w:p>
     <w:p>
       <w:pPr>
-        <w:spacing w:before="40" w:after="40"/>
+        <w:spacing w:before="20" w:after="20"/>
       </w:pPr>
       <w:r>
-        <w:t>1. 项目概述</w:t>
+        <w:rPr>
+          <w:sz w:val="21"/>
+        </w:rPr>
+        <w:t>1. 引言与问题定义</w:t>
       </w:r>
     </w:p>
     <w:p>
       <w:pPr>
-        <w:spacing w:before="40" w:after="40"/>
+        <w:spacing w:before="20" w:after="20"/>
       </w:pPr>
       <w:r>
-        <w:t>2. 游戏规则与博弈分析</w:t>
+        <w:rPr>
+          <w:sz w:val="21"/>
+        </w:rPr>
+        <w:t>2. 系统架构中的AI设计思想</w:t>
       </w:r>
     </w:p>
     <w:p>
       <w:pPr>
-        <w:spacing w:before="40" w:after="40"/>
+        <w:spacing w:before="20" w:after="20"/>
       </w:pPr>
       <w:r>
-        <w:t>3. 系统架构设计</w:t>
+        <w:rPr>
+          <w:sz w:val="21"/>
+        </w:rPr>
+        <w:t xml:space="preserve">   2.1 认知架构：快系统与慢系统的分工</w:t>
       </w:r>
     </w:p>
     <w:p>
       <w:pPr>
-        <w:spacing w:before="40" w:after="40"/>
+        <w:spacing w:before="20" w:after="20"/>
       </w:pPr>
       <w:r>
-        <w:t>4. 分阶段开发过程</w:t>
+        <w:rPr>
+          <w:sz w:val="21"/>
+        </w:rPr>
+        <w:t xml:space="preserve">   2.2 提示工程：从规则到自然语言策略</w:t>
       </w:r>
     </w:p>
     <w:p>
       <w:pPr>
-        <w:spacing w:before="40" w:after="40"/>
+        <w:spacing w:before="20" w:after="20"/>
       </w:pPr>
       <w:r>
-        <w:t xml:space="preserve">   4.1 阶段一：游戏引擎核心</w:t>
+        <w:rPr>
+          <w:sz w:val="21"/>
+        </w:rPr>
+        <w:t xml:space="preserve">   2.3 不完全信息博弈中的信念状态推理</w:t>
       </w:r>
     </w:p>
     <w:p>
       <w:pPr>
-        <w:spacing w:before="40" w:after="40"/>
+        <w:spacing w:before="20" w:after="20"/>
       </w:pPr>
       <w:r>
-        <w:t xml:space="preserve">   4.2 阶段二：基准代理与对战系统</w:t>
+        <w:rPr>
+          <w:sz w:val="21"/>
+        </w:rPr>
+        <w:t>3. 核心AI技术实现与代码分析</w:t>
       </w:r>
     </w:p>
     <w:p>
       <w:pPr>
-        <w:spacing w:before="40" w:after="40"/>
+        <w:spacing w:before="20" w:after="20"/>
       </w:pPr>
       <w:r>
-        <w:t xml:space="preserve">   4.3 阶段三：LLM代理接入</w:t>
+        <w:rPr>
+          <w:sz w:val="21"/>
+        </w:rPr>
+        <w:t xml:space="preserve">   3.1 启发式策略函数的设计</w:t>
       </w:r>
     </w:p>
     <w:p>
       <w:pPr>
-        <w:spacing w:before="40" w:after="40"/>
+        <w:spacing w:before="20" w:after="20"/>
       </w:pPr>
       <w:r>
-        <w:t xml:space="preserve">   4.4 阶段四：批量对战与评估系统</w:t>
+        <w:rPr>
+          <w:sz w:val="21"/>
+        </w:rPr>
+        <w:t xml:space="preserve">   3.2 结构化输出的约束与容错</w:t>
       </w:r>
     </w:p>
     <w:p>
       <w:pPr>
-        <w:spacing w:before="40" w:after="40"/>
+        <w:spacing w:before="20" w:after="20"/>
       </w:pPr>
       <w:r>
-        <w:t xml:space="preserve">   4.5 阶段五：可视化界面</w:t>
+        <w:rPr>
+          <w:sz w:val="21"/>
+        </w:rPr>
+        <w:t xml:space="preserve">   3.3 认知卸载：预计算策略分析引擎</w:t>
       </w:r>
     </w:p>
     <w:p>
       <w:pPr>
-        <w:spacing w:before="40" w:after="40"/>
+        <w:spacing w:before="20" w:after="20"/>
       </w:pPr>
       <w:r>
-        <w:t>5. 测试策略与结果</w:t>
+        <w:rPr>
+          <w:sz w:val="21"/>
+        </w:rPr>
+        <w:t xml:space="preserve">   3.4 多轮交互中的上下文管理</w:t>
       </w:r>
     </w:p>
     <w:p>
       <w:pPr>
-        <w:spacing w:before="40" w:after="40"/>
+        <w:spacing w:before="20" w:after="20"/>
       </w:pPr>
       <w:r>
-        <w:t>6. AI训练与优化</w:t>
+        <w:rPr>
+          <w:sz w:val="21"/>
+        </w:rPr>
+        <w:t xml:space="preserve">   3.5 多层容错与优雅降级</w:t>
       </w:r>
     </w:p>
     <w:p>
       <w:pPr>
-        <w:spacing w:before="40" w:after="40"/>
+        <w:spacing w:before="20" w:after="20"/>
       </w:pPr>
       <w:r>
-        <w:t xml:space="preserve">   6.1 LLM决策原理</w:t>
+        <w:rPr>
+          <w:sz w:val="21"/>
+        </w:rPr>
+        <w:t>4. 调试过程与问题解决</w:t>
       </w:r>
     </w:p>
     <w:p>
       <w:pPr>
-        <w:spacing w:before="40" w:after="40"/>
+        <w:spacing w:before="20" w:after="20"/>
       </w:pPr>
       <w:r>
-        <w:t xml:space="preserve">   6.2 提示词工程迭代</w:t>
+        <w:rPr>
+          <w:sz w:val="21"/>
+        </w:rPr>
+        <w:t xml:space="preserve">   4.1 LLM非法输出问题的调试</w:t>
       </w:r>
     </w:p>
     <w:p>
       <w:pPr>
-        <w:spacing w:before="40" w:after="40"/>
+        <w:spacing w:before="20" w:after="20"/>
       </w:pPr>
       <w:r>
-        <w:t xml:space="preserve">   6.3 策略增强（v1→v2）</w:t>
+        <w:rPr>
+          <w:sz w:val="21"/>
+        </w:rPr>
+        <w:t xml:space="preserve">   4.2 棋盘逻辑的精确性验证</w:t>
       </w:r>
     </w:p>
     <w:p>
       <w:pPr>
-        <w:spacing w:before="40" w:after="40"/>
+        <w:spacing w:before="20" w:after="20"/>
       </w:pPr>
       <w:r>
-        <w:t xml:space="preserve">   6.4 基准测试与效果验证</w:t>
+        <w:rPr>
+          <w:sz w:val="21"/>
+        </w:rPr>
+        <w:t xml:space="preserve">   4.3 性能优化：增量更新算法</w:t>
       </w:r>
     </w:p>
     <w:p>
       <w:pPr>
-        <w:spacing w:before="40" w:after="40"/>
+        <w:spacing w:before="20" w:after="20"/>
       </w:pPr>
       <w:r>
-        <w:t>7. 技术难点与解决方案</w:t>
+        <w:rPr>
+          <w:sz w:val="21"/>
+        </w:rPr>
+        <w:t xml:space="preserve">   4.4 API适配层的调试</w:t>
       </w:r>
     </w:p>
     <w:p>
       <w:pPr>
-        <w:spacing w:before="40" w:after="40"/>
+        <w:spacing w:before="20" w:after="20"/>
       </w:pPr>
       <w:r>
-        <w:t>8. 总结与展望</w:t>
+        <w:rPr>
+          <w:sz w:val="21"/>
+        </w:rPr>
+        <w:t>5. 优化迭代：从v1到v2</w:t>
+      </w:r>
+    </w:p>
+    <w:p>
+      <w:pPr>
+        <w:spacing w:before="20" w:after="20"/>
+      </w:pPr>
+      <w:r>
+        <w:rPr>
+          <w:sz w:val="21"/>
+        </w:rPr>
+        <w:t xml:space="preserve">   5.1 问题诊断</w:t>
+      </w:r>
+    </w:p>
+    <w:p>
+      <w:pPr>
+        <w:spacing w:before="20" w:after="20"/>
+      </w:pPr>
+      <w:r>
+        <w:rPr>
+          <w:sz w:val="21"/>
+        </w:rPr>
+        <w:t xml:space="preserve">   5.2 改进方案与效果对比</w:t>
+      </w:r>
+    </w:p>
+    <w:p>
+      <w:pPr>
+        <w:spacing w:before="20" w:after="20"/>
+      </w:pPr>
+      <w:r>
+        <w:rPr>
+          <w:sz w:val="21"/>
+        </w:rPr>
+        <w:t>6. 测试体系与评估方法</w:t>
+      </w:r>
+    </w:p>
+    <w:p>
+      <w:pPr>
+        <w:spacing w:before="20" w:after="20"/>
+      </w:pPr>
+      <w:r>
+        <w:rPr>
+          <w:sz w:val="21"/>
+        </w:rPr>
+        <w:t>7. 总结与课程收获</w:t>
       </w:r>
     </w:p>
     <w:p>
@@ -250,7 +336,7 @@
         <w:pStyle w:val="Heading1"/>
       </w:pPr>
       <w:r>
-        <w:t>1. 项目概述</w:t>
+        <w:t>1. 引言与问题定义</w:t>
       </w:r>
     </w:p>
     <w:p>
@@ -258,12 +344,44 @@
         <w:pStyle w:val="Heading2"/>
       </w:pPr>
       <w:r>
-        <w:t>1.1 项目背景</w:t>
+        <w:t>1.1 问题背景</w:t>
       </w:r>
     </w:p>
     <w:p>
       <w:r>
-        <w:t>大语言模型在自然语言理解与生成方面取得了突破性进展，但在结构化博弈决策中的应用仍处于探索阶段。本项目设计并实现了一个双人不完全信息博弈"游戏A"，并将其作为LLM推理与策略决策能力的试验场。</w:t>
+        <w:t>大语言模型在自然语言理解与推理方面取得了突破性进展，但在结构化博弈决策——尤其是涉及私有信息、需要数学推理和对手建模的不完全信息博弈中——LLM的表现仍缺乏系统性研究。本课程项目设计了一个名为"游戏A"的双人竞速连线博弈，并将其作为LLM决策能力的试验场，探索以下核心问题：</w:t>
+      </w:r>
+    </w:p>
+    <w:p>
+      <w:pPr>
+        <w:pStyle w:val="ListBullet"/>
+      </w:pPr>
+      <w:r>
+        <w:t>LLM能否在不完全信息博弈中做出优于随机和简单启发式策略的决策？</w:t>
+      </w:r>
+    </w:p>
+    <w:p>
+      <w:pPr>
+        <w:pStyle w:val="ListBullet"/>
+      </w:pPr>
+      <w:r>
+        <w:t>如何通过提示工程引导LLM进行多步策略推理？</w:t>
+      </w:r>
+    </w:p>
+    <w:p>
+      <w:pPr>
+        <w:pStyle w:val="ListBullet"/>
+      </w:pPr>
+      <w:r>
+        <w:t>如何将LLM不擅长的精确数值计算"卸载"到代码层，实现认知架构的分工？</w:t>
+      </w:r>
+    </w:p>
+    <w:p>
+      <w:pPr>
+        <w:pStyle w:val="ListBullet"/>
+      </w:pPr>
+      <w:r>
+        <w:t>如何构建容错系统，确保LLM的决策始终合法可用？</w:t>
       </w:r>
     </w:p>
     <w:p>
@@ -271,7 +389,725 @@
         <w:pStyle w:val="Heading2"/>
       </w:pPr>
       <w:r>
-        <w:t>1.2 项目目标</w:t>
+        <w:t>1.2 游戏规则</w:t>
+      </w:r>
+    </w:p>
+    <w:p>
+      <w:r>
+        <w:t>游戏A需要两名玩家。双方各有5×5私有网格（数字1-25随机排列），轮流报出一个未被报过的1-25数字，双方在各自网格中标记该数字。当某行、列或对角线5个数字全被标记后该线"完成"。率先完成≥5条线的玩家获胜。玩家只知道自己的网格布局，以及对手当前已完成的线数。</w:t>
+      </w:r>
+    </w:p>
+    <w:p>
+      <w:pPr>
+        <w:pStyle w:val="Heading2"/>
+      </w:pPr>
+      <w:r>
+        <w:t>1.3 AI视角的问题分析</w:t>
+      </w:r>
+    </w:p>
+    <w:p>
+      <w:r>
+        <w:t>从AI角度看，这是一个非完美信息扩展式博弈（Imperfect Information Extensive-Form Game）。状态空间为25! × 25! × 2^25，远超穷举搜索能力。玩家需要维护一个"信念状态"——对对手私有网格的概率估计——并通过观察对手的行为（报数）来更新这一信念。传统方法如CFR（Counterfactual Regret Minimization）需要明确的博弈树结构，在此类信息集巨大的游戏中难以直接应用，因此探索LLM作为启发式决策函数是一个有意义的尝试。</w:t>
+      </w:r>
+    </w:p>
+    <w:p>
+      <w:pPr>
+        <w:pStyle w:val="Heading1"/>
+      </w:pPr>
+      <w:r>
+        <w:t>2. 系统架构中的AI设计思想</w:t>
+      </w:r>
+    </w:p>
+    <w:p>
+      <w:pPr>
+        <w:pStyle w:val="Heading2"/>
+      </w:pPr>
+      <w:r>
+        <w:t>2.1 认知架构：快系统与慢系统的分工</w:t>
+      </w:r>
+    </w:p>
+    <w:p>
+      <w:r>
+        <w:t>受Daniel Kahneman"思考，快与慢"理论的启发，本系统采用了双系统认知架构：</w:t>
+      </w:r>
+    </w:p>
+    <w:p>
+      <w:r>
+        <w:rPr>
+          <w:b/>
+        </w:rPr>
+        <w:t>慢系统（System 2）—— LLM：</w:t>
+      </w:r>
+      <w:r>
+        <w:t>负责高层策略推理。LLM接收结构化的自然语言状态描述，利用其预训练获得的世界知识和推理能力，在进攻（完成自己的线）与防守（阻断对手）之间做出权衡。LLM不需要精确计算——它只需"理解"局面并做出策略选择。</w:t>
+      </w:r>
+    </w:p>
+    <w:p>
+      <w:r>
+        <w:rPr>
+          <w:b/>
+        </w:rPr>
+        <w:t>快系统（System 1）—— 预计算引擎：</w:t>
+      </w:r>
+      <w:r>
+        <w:t>负责精确的数值计算和模式匹配。代码层预计算每个合法数字的完成线数、每条线的完成进度、防守紧急度等，将计算结果以"推荐排名"的形式呈现给LLM。这相当于给LLM配了一个"计算器"，它只需做高层推理，不碰它不擅长的数学。</w:t>
+      </w:r>
+    </w:p>
+    <w:p>
+      <w:pPr>
+        <w:pStyle w:val="CodeBlock"/>
+      </w:pPr>
+      <w:r>
+        <w:t># 认知架构示意（伪代码）</w:t>
+        <w:br/>
+        <w:t># 慢系统（LLM）只做高层推理</w:t>
+        <w:br/>
+        <w:t>LLM.decide(context):</w:t>
+        <w:br/>
+        <w:t xml:space="preserve">    # context中包含预计算的分析结果</w:t>
+        <w:br/>
+        <w:t xml:space="preserve">    # LLM从推荐列表中选，而非自己算</w:t>
+        <w:br/>
+        <w:t xml:space="preserve">    return best_number_from_analysis</w:t>
+        <w:br/>
+        <w:br/>
+        <w:t># 快系统（代码）做精确计算</w:t>
+        <w:br/>
+        <w:t>def precompute(board):</w:t>
+        <w:br/>
+        <w:t xml:space="preserve">    for each legal_number:</w:t>
+        <w:br/>
+        <w:t xml:space="preserve">        new_lines = count_completable_lines(number)</w:t>
+        <w:br/>
+        <w:t xml:space="preserve">        score = new_lines * 100 + near_line_bonus</w:t>
+        <w:br/>
+        <w:t xml:space="preserve">    return sorted(scored_numbers, key=score)</w:t>
+      </w:r>
+    </w:p>
+    <w:p>
+      <w:pPr>
+        <w:pStyle w:val="Heading2"/>
+      </w:pPr>
+      <w:r>
+        <w:t>2.2 提示工程：从规则到自然语言策略</w:t>
+      </w:r>
+    </w:p>
+    <w:p>
+      <w:r>
+        <w:t>提示工程（Prompt Engineering）是本项目的核心AI技术之一。我们通过System Prompt将游戏规则、策略框架和输出约束"注入"LLM，无需微调即可改变其行为。</w:t>
+      </w:r>
+    </w:p>
+    <w:p>
+      <w:r>
+        <w:t>提示词设计经历了三个版本的迭代：</w:t>
+      </w:r>
+    </w:p>
+    <w:p>
+      <w:r>
+        <w:rPr>
+          <w:b/>
+        </w:rPr>
+        <w:t>V1 基础提示：</w:t>
+      </w:r>
+      <w:r>
+        <w:t>仅包含规则说明和输出格式要求。问题：LLM缺乏策略指导，常随机选择或返回已报数字。</w:t>
+      </w:r>
+    </w:p>
+    <w:p>
+      <w:pPr>
+        <w:ind w:left="567"/>
+      </w:pPr>
+      <w:r>
+        <w:rPr>
+          <w:color w:val="666666"/>
+          <w:sz w:val="18"/>
+        </w:rPr>
+        <w:t>示例："你正在玩一个游戏。规则是...请返回JSON。..."</w:t>
+      </w:r>
+    </w:p>
+    <w:p>
+      <w:r>
+        <w:rPr>
+          <w:b/>
+        </w:rPr>
+        <w:t>V2 思维链提示：</w:t>
+      </w:r>
+      <w:r>
+        <w:t>加入了Chain-of-Thought框架（进攻分析→防守分析→风险评估→最终决策），引导LLM逐步推理。</w:t>
+      </w:r>
+    </w:p>
+    <w:p>
+      <w:pPr>
+        <w:ind w:left="567"/>
+      </w:pPr>
+      <w:r>
+        <w:rPr>
+          <w:color w:val="666666"/>
+          <w:sz w:val="18"/>
+        </w:rPr>
+        <w:t>示例："请按以下步骤思考：1.进攻分析 2.防守分析 3.最终决策......"</w:t>
+      </w:r>
+    </w:p>
+    <w:p>
+      <w:r>
+        <w:rPr>
+          <w:b/>
+        </w:rPr>
+        <w:t>V3 价值体系提示：</w:t>
+      </w:r>
+      <w:r>
+        <w:t>引入四级数字价值评估体系（致命/优秀/良好/普通），建立了明确的优先级标准。配合预计算分析，LLM只需从推荐列表中做选择。</w:t>
+      </w:r>
+    </w:p>
+    <w:p>
+      <w:pPr>
+        <w:ind w:left="567"/>
+      </w:pPr>
+      <w:r>
+        <w:rPr>
+          <w:color w:val="666666"/>
+          <w:sz w:val="18"/>
+        </w:rPr>
+        <w:t>示例："数字价值：🔴致命级(多线完成) &gt; 🟠优秀级(完成1线) &gt; 🟡良好级(接近完成) &gt; 🟢阻碍级(可能阻断对手)..."</w:t>
+      </w:r>
+    </w:p>
+    <w:p/>
+    <w:p>
+      <w:r>
+        <w:t>此外，利用Role Prompting技术，我们设计了三种不同"人格"（均衡型/激进型/防守型），通过改变系统提示中的角色描述，让同一个LLM展现出不同的决策风格——这在博弈论中对应不同的风险偏好（Risk Preference）。</w:t>
+      </w:r>
+    </w:p>
+    <w:p>
+      <w:pPr>
+        <w:pStyle w:val="Heading2"/>
+      </w:pPr>
+      <w:r>
+        <w:t>2.3 不完全信息博弈中的信念状态推理</w:t>
+      </w:r>
+    </w:p>
+    <w:p>
+      <w:r>
+        <w:t>在不完全信息博弈中，玩家的决策应基于"信息集"——所有与当前观测一致的可能状态的集合。本项目实现了两种信念状态更新机制：</w:t>
+      </w:r>
+    </w:p>
+    <w:p>
+      <w:r>
+        <w:rPr>
+          <w:b/>
+        </w:rPr>
+        <w:t>显式对手建模（启发式）：</w:t>
+      </w:r>
+      <w:r>
+        <w:t>防守型代理在对手线数≥4时，根据对手最近的报数推断其可能在构建的线。具体方法是：假设对手报的数字在其网格中具有空间连续关系（行/列/对角相邻），因此相邻数字（±1, ±4, ±5）可能是对手网格中的同线数字，报这些数字可阻断对手。这本质上是一种基于领域知识的启发式信念更新。</w:t>
+      </w:r>
+    </w:p>
+    <w:p>
+      <w:r>
+        <w:rPr>
+          <w:b/>
+        </w:rPr>
+        <w:t>隐式信念（LLM推理）：</w:t>
+      </w:r>
+      <w:r>
+        <w:t>LLM通过上下文中的"对手线数"和"已报数字序列"自行推断对手的意图和可能的布局。LLM的预训练包含了大量博弈和策略推理数据，其内部表示可以隐式地进行模式识别。例如，当对手连续报出多个同余数（mod 5）的数字时，LLM可能推断对手在构建某一列。</w:t>
+      </w:r>
+    </w:p>
+    <w:p>
+      <w:pPr>
+        <w:pStyle w:val="CodeBlock"/>
+      </w:pPr>
+      <w:r>
+        <w:t>代码实现示例（防守启发式）：</w:t>
+        <w:br/>
+        <w:t># 对手最近报的数——可能在build某条线</w:t>
+        <w:br/>
+        <w:t>recent_calls = called_numbers[-4:]</w:t>
+        <w:br/>
+        <w:t>for num in recent_calls:</w:t>
+        <w:br/>
+        <w:t xml:space="preserve">    for offset in [-5, -4, -1, 1, 4, 5]:</w:t>
+        <w:br/>
+        <w:t xml:space="preserve">        neighbor = num + offset</w:t>
+        <w:br/>
+        <w:t xml:space="preserve">        if neighbor in legal_numbers:</w:t>
+        <w:br/>
+        <w:t xml:space="preserve">            defense_candidates.append(neighbor)  # 报这个可能阻断对手</w:t>
+      </w:r>
+    </w:p>
+    <w:p>
+      <w:pPr>
+        <w:pStyle w:val="Heading1"/>
+      </w:pPr>
+      <w:r>
+        <w:t>3. 核心AI技术实现与代码分析</w:t>
+      </w:r>
+    </w:p>
+    <w:p>
+      <w:pPr>
+        <w:pStyle w:val="Heading2"/>
+      </w:pPr>
+      <w:r>
+        <w:t>3.1 启发式策略函数的设计</w:t>
+      </w:r>
+    </w:p>
+    <w:p>
+      <w:r>
+        <w:t>在LLM代理之前，我们首先实现了传统的启发式策略代理作为基准。这些代理不依赖LLM，而是用硬编码的评估函数来选择动作。</w:t>
+      </w:r>
+    </w:p>
+    <w:p>
+      <w:pPr>
+        <w:pStyle w:val="CodeBlock"/>
+      </w:pPr>
+      <w:r>
+        <w:t>贪心代理的评估函数——核心逻辑：</w:t>
+        <w:br/>
+        <w:t>def decide(observation):</w:t>
+        <w:br/>
+        <w:t xml:space="preserve">    for num in legal_numbers:</w:t>
+        <w:br/>
+        <w:t xml:space="preserve">        # 评估每个可选数字的价值</w:t>
+        <w:br/>
+        <w:t xml:space="preserve">        new_lines = count_new_lines_for_number(board, num)</w:t>
+        <w:br/>
+        <w:t xml:space="preserve">        if new_lines &gt; best_value:</w:t>
+        <w:br/>
+        <w:t xml:space="preserve">            best_number = num</w:t>
+        <w:br/>
+        <w:t xml:space="preserve">            best_value = new_lines</w:t>
+        <w:br/>
+        <w:t xml:space="preserve">    if best_value &gt; 0:</w:t>
+        <w:br/>
+        <w:t xml:space="preserve">        return best_number  # 优先：选能完成线的</w:t>
+        <w:br/>
+        <w:t xml:space="preserve">    # 次选：最接近完成的线中缺失的数字</w:t>
+        <w:br/>
+        <w:t xml:space="preserve">    near_complete_line = min(incomplete_lines, key=missing_count)</w:t>
+        <w:br/>
+        <w:t xml:space="preserve">    return pick_from(near_complete_line.missing_numbers)</w:t>
+      </w:r>
+    </w:p>
+    <w:p>
+      <w:r>
+        <w:t>这个评估函数体现了博弈AI中最基本的思想：用一个打分函数V(s,a)来评估状态-动作对的价值。贪心策略只看当前一步（地平线=1），是马尔可夫决策过程中的myopic策略。它在进攻维度上接近最优，但完全忽略了对手的意图——这在博弈论中是一个严重的缺陷。</w:t>
+      </w:r>
+    </w:p>
+    <w:p>
+      <w:pPr>
+        <w:pStyle w:val="Heading2"/>
+      </w:pPr>
+      <w:r>
+        <w:t>3.2 结构化输出的约束与容错</w:t>
+      </w:r>
+    </w:p>
+    <w:p>
+      <w:r>
+        <w:t>让LLM输出可被机器解析的结构化数据是一个关键的工程挑战。我们使用了两种不同的约束解码技术：</w:t>
+      </w:r>
+    </w:p>
+    <w:p>
+      <w:r>
+        <w:rPr>
+          <w:b/>
+        </w:rPr>
+        <w:t>OpenAI JSON Mode：</w:t>
+      </w:r>
+      <w:r>
+        <w:t>通过 response_format={"type": "json_object"} 参数，在token采样阶段强制输出合法JSON。这要求系统提示中包含"JSON"字样。内部实现是在每个解码步骤中维护一个JSON语法栈，将违反语法的token概率设为0。</w:t>
+      </w:r>
+    </w:p>
+    <w:p>
+      <w:r>
+        <w:rPr>
+          <w:b/>
+        </w:rPr>
+        <w:t>Anthropic Tool Use：</w:t>
+      </w:r>
+      <w:r>
+        <w:t>通过定义make_decision工具并设置tool_choice={"type": "tool", "name": "make_decision"}，强制模型调用指定的函数。Tool Use的input_schema定义了number和reasoning字段的类型约束，模型在生成时会遵循JSON Schema的校验规则。</w:t>
+      </w:r>
+    </w:p>
+    <w:p>
+      <w:pPr>
+        <w:pStyle w:val="CodeBlock"/>
+      </w:pPr>
+      <w:r>
+        <w:t>即使有约束解码，LLM仍可能返回不合法数据。因此我们实现了多层容错解析器：</w:t>
+        <w:br/>
+        <w:t>def _extract_json(text):</w:t>
+        <w:br/>
+        <w:t xml:space="preserve">    # 方法1: 直接解析整个文本</w:t>
+        <w:br/>
+        <w:t xml:space="preserve">    try: return json.loads(text)</w:t>
+        <w:br/>
+        <w:t xml:space="preserve">    except: pass</w:t>
+        <w:br/>
+        <w:t xml:space="preserve">    # 方法2: 找到第一个{和最后一个}之间的内容</w:t>
+        <w:br/>
+        <w:t xml:space="preserve">    match = re.search(r'\{.*\}', text, re.DOTALL)</w:t>
+        <w:br/>
+        <w:t xml:space="preserve">    if match: return json.loads(match.group())</w:t>
+        <w:br/>
+        <w:t xml:space="preserve">    # 方法3: 修复常见问题（单引号替换为双引号）</w:t>
+        <w:br/>
+        <w:t xml:space="preserve">    fixed = text.replace("'", '"')</w:t>
+        <w:br/>
+        <w:t xml:space="preserve">    return json.loads(fixed)</w:t>
+        <w:br/>
+        <w:t xml:space="preserve">    # 方法4: 从文本中直接提取数字</w:t>
+        <w:br/>
+        <w:t xml:space="preserve">    numbers = re.findall(r'\b(1\d|2[0-5]|[1-9])\b', text)</w:t>
+        <w:br/>
+        <w:t xml:space="preserve">    if numbers: return int(numbers[-1])</w:t>
+      </w:r>
+    </w:p>
+    <w:p>
+      <w:pPr>
+        <w:pStyle w:val="Heading2"/>
+      </w:pPr>
+      <w:r>
+        <w:t>3.3 认知卸载：预计算策略分析引擎</w:t>
+      </w:r>
+    </w:p>
+    <w:p>
+      <w:r>
+        <w:t>这是v2版本最核心的AI技术创新。LLM不擅长精确的数值计算（如计算5×5网格中每条线的完成状态），但在理解结构化的分析结果和做出高层策略选择方面表现出色。因此我们设计了预计算引擎：</w:t>
+      </w:r>
+    </w:p>
+    <w:p>
+      <w:pPr>
+        <w:pStyle w:val="CodeBlock"/>
+      </w:pPr>
+      <w:r>
+        <w:t>预计算引擎的核心——对每个合法数字进行多维评分：</w:t>
+        <w:br/>
+        <w:t>def _analyze(observation):</w:t>
+        <w:br/>
+        <w:t xml:space="preserve">    scored = []</w:t>
+        <w:br/>
+        <w:t xml:space="preserve">    for num in legal_numbers:</w:t>
+        <w:br/>
+        <w:t xml:space="preserve">        # 维度1: 成线价值（最高权重）</w:t>
+        <w:br/>
+        <w:t xml:space="preserve">        new_lines = count_new_lines_for_number(board, num)</w:t>
+        <w:br/>
+        <w:t xml:space="preserve">        # 维度2: 近线价值（对接近完成的线的贡献）</w:t>
+        <w:br/>
+        <w:t xml:space="preserve">        near_line_bonus = 0</w:t>
+        <w:br/>
+        <w:t xml:space="preserve">        for line in lines_containing(num):</w:t>
+        <w:br/>
+        <w:t xml:space="preserve">            if line.marked_count == 4: near_line_bonus += 50</w:t>
+        <w:br/>
+        <w:t xml:space="preserve">            elif line.marked_count == 3: near_line_bonus += 20</w:t>
+        <w:br/>
+        <w:t xml:space="preserve">            elif line.marked_count == 2: near_line_bonus += 5</w:t>
+        <w:br/>
+        <w:t xml:space="preserve">        # 综合评分</w:t>
+        <w:br/>
+        <w:t xml:space="preserve">        score = new_lines * 100 + near_line_bonus</w:t>
+        <w:br/>
+        <w:t xml:space="preserve">        scored.append({"number": num, "score": score,</w:t>
+        <w:br/>
+        <w:t xml:space="preserve">                       "new_lines": new_lines})</w:t>
+        <w:br/>
+        <w:t xml:space="preserve">    scored.sort(key=lambda x: x["score"], reverse=True)</w:t>
+        <w:br/>
+        <w:t xml:space="preserve">    return scored[:10]  # 返回Top10推荐</w:t>
+      </w:r>
+    </w:p>
+    <w:p>
+      <w:r>
+        <w:t>这个设计体现了AI中"认知卸载"（Cognitive Offloading）的核心思想：将确定性的、计算密集的任务交给符号系统（代码），将模糊推理和策略选择交给神经网络（LLM）。评分函数中的权重（100, 50, 20, 5）是超参数，可以通过网格搜索或贝叶斯优化进一步调优。</w:t>
+      </w:r>
+    </w:p>
+    <w:p>
+      <w:pPr>
+        <w:pStyle w:val="Heading2"/>
+      </w:pPr>
+      <w:r>
+        <w:t>3.4 多轮交互中的上下文管理</w:t>
+      </w:r>
+    </w:p>
+    <w:p>
+      <w:r>
+        <w:t>LLM的上下文窗口是有限的（GPT-4o约128K，但有效注意力随长度衰减），因此需要精心管理游戏历史信息。我们采用了滑动窗口记忆（Sliding Window Memory）策略：</w:t>
+      </w:r>
+    </w:p>
+    <w:p>
+      <w:pPr>
+        <w:pStyle w:val="CodeBlock"/>
+      </w:pPr>
+      <w:r>
+        <w:t># 历史管理：保留最近N轮，形成连续叙事</w:t>
+        <w:br/>
+        <w:t>def _update_history(user_msg, number, reasoning):</w:t>
+        <w:br/>
+        <w:t xml:space="preserve">    history.append({"role": "user", "content": user_msg})</w:t>
+        <w:br/>
+        <w:t xml:space="preserve">    history.append({"role": "assistant",</w:t>
+        <w:br/>
+        <w:t xml:space="preserve">                    "content": f'{{"number": {number}, ...}}'})</w:t>
+        <w:br/>
+        <w:t xml:space="preserve">    # 滑动窗口</w:t>
+        <w:br/>
+        <w:t xml:space="preserve">    max_msgs = history_window * 2  # 每轮2条消息(user+assistant)</w:t>
+        <w:br/>
+        <w:t xml:space="preserve">    if len(history) &gt; max_msgs:</w:t>
+        <w:br/>
+        <w:t xml:space="preserve">        history = history[-max_msgs:]</w:t>
+      </w:r>
+    </w:p>
+    <w:p>
+      <w:r>
+        <w:t>这实现了In-Context Learning中的"Few-Shot"效应——LLM在连续多轮交互中看到自己之前的决策模式，形成一致的策略风格。窗口大小（history_window=4，保留最近4轮=8条消息）是一个经验参数：太小会丢失上下文连续性，太大会稀释当前局面的重要性并增加token成本。</w:t>
+      </w:r>
+    </w:p>
+    <w:p>
+      <w:pPr>
+        <w:pStyle w:val="Heading2"/>
+      </w:pPr>
+      <w:r>
+        <w:t>3.5 多层容错与优雅降级</w:t>
+      </w:r>
+    </w:p>
+    <w:p>
+      <w:r>
+        <w:t>在实际应用中LLM可能因为多种原因返回不可用的输出。我们设计了四层容错架构，体现了AI系统设计中"优雅降级（Graceful Degradation）"的原则：</w:t>
+      </w:r>
+    </w:p>
+    <w:p>
+      <w:pPr>
+        <w:pStyle w:val="CodeBlock"/>
+      </w:pPr>
+      <w:r>
+        <w:t>def decide(observation):</w:t>
+        <w:br/>
+        <w:t xml:space="preserve">    for attempt in range(max_retries + 1):</w:t>
+        <w:br/>
+        <w:t xml:space="preserve">        try:</w:t>
+        <w:br/>
+        <w:t xml:space="preserve">            # 第1层：约束解码（API层保证JSON格式）</w:t>
+        <w:br/>
+        <w:t xml:space="preserve">            result = llm.chat_with_json(messages)</w:t>
+        <w:br/>
+        <w:t xml:space="preserve">            # 第2层：结构校验（检查必需字段）</w:t>
+        <w:br/>
+        <w:t xml:space="preserve">            number = int(result.get("number"))</w:t>
+        <w:br/>
+        <w:t xml:space="preserve">            # 第3层：语义校验（检查数字合法性）</w:t>
+        <w:br/>
+        <w:t xml:space="preserve">            if is_valid_number(number, called_numbers):</w:t>
+        <w:br/>
+        <w:t xml:space="preserve">                return number, reasoning</w:t>
+        <w:br/>
+        <w:t xml:space="preserve">            # 第3层失败→反馈错误信息给LLM，重试</w:t>
+        <w:br/>
+        <w:t xml:space="preserve">            messages.append({"role": "user",</w:t>
+        <w:br/>
+        <w:t xml:space="preserve">                "content": f"错误：{number}不合法。重新选择。"})</w:t>
+        <w:br/>
+        <w:t xml:space="preserve">        except Exception:</w:t>
+        <w:br/>
+        <w:t xml:space="preserve">            continue  # 重试</w:t>
+        <w:br/>
+        <w:t xml:space="preserve">    # 第4层：所有重试失败→贪心策略兜底（保证可用）</w:t>
+        <w:br/>
+        <w:t xml:space="preserve">    return greedy_fallback(observation)</w:t>
+      </w:r>
+    </w:p>
+    <w:p>
+      <w:r>
+        <w:t>关键设计：(1)重试时附带错误信息（Error Feedback）——这是提示工程中的Self-Refinement技术，让模型从错误中学习。(2)兜底策略是贪心而非随机——这意味着即使LLM完全失效，系统表现也不会降到随机基线以下，保证了最低服务质量。</w:t>
+      </w:r>
+    </w:p>
+    <w:p>
+      <w:pPr>
+        <w:pStyle w:val="Heading1"/>
+      </w:pPr>
+      <w:r>
+        <w:t>4. 调试过程与问题解决</w:t>
+      </w:r>
+    </w:p>
+    <w:p>
+      <w:pPr>
+        <w:pStyle w:val="Heading2"/>
+      </w:pPr>
+      <w:r>
+        <w:t>4.1 LLM决策中的常见问题与调试</w:t>
+      </w:r>
+    </w:p>
+    <w:p>
+      <w:r>
+        <w:rPr>
+          <w:b/>
+        </w:rPr>
+        <w:t>问题1：LLM频繁返回已被报过的数字</w:t>
+      </w:r>
+    </w:p>
+    <w:p>
+      <w:r>
+        <w:t>现象：在游戏中期（约10个数字已被报过），LLM仍有约30%概率返回已报数字。</w:t>
+        <w:br/>
+        <w:t>调试过程：(1)检查系统提示词——发现没有明确强调合法性约束；(2)在提示中加入"从剩余可选数字中选择"的指令——仍有问题；(3)分析LLM输出模式——发现LLM倾向于选择"看起来好"的数字而忽略已报约束。</w:t>
+        <w:br/>
+        <w:t>解决方案：在上下文中显式列出"已被报过的数字"和"合法可选数字"，并在JSON Mode的约束之外增加代码层硬校验。将校验逻辑从prompt-level提升到code-level。</w:t>
+      </w:r>
+    </w:p>
+    <w:p>
+      <w:r>
+        <w:rPr>
+          <w:b/>
+        </w:rPr>
+        <w:t>问题2：LLM不理解5×5网格的空间结构</w:t>
+      </w:r>
+    </w:p>
+    <w:p>
+      <w:r>
+        <w:t>现象：LLM选择的数字有时与"完成一条线"的目标毫无关系，推理中出现对网格的错误理解（如认为对角线只需要2个数字）。</w:t>
+        <w:br/>
+        <w:t>调试过程：(1)打印LLM接收的完整上下文——发现网格的文本表示不够直观；(2)对比了表格格式vs列表格式——表格格式的正确率更高。</w:t>
+        <w:br/>
+        <w:t>解决方案：(1)将网格显示改为带坐标的ASCII表格(C1-C5, R1-R5)；(2)预计算并显示"各线完成进度"和"接近完成的线及其缺失数字"，让LLM不需要自己推导空间关系。</w:t>
+      </w:r>
+    </w:p>
+    <w:p>
+      <w:r>
+        <w:rPr>
+          <w:b/>
+        </w:rPr>
+        <w:t>问题3：不同LLM API返回格式不一致</w:t>
+      </w:r>
+    </w:p>
+    <w:p>
+      <w:r>
+        <w:t>现象：OpenAI返回的JSON嵌套在```json代码块中，Anthropic返回的JSON有时包含额外空白字符。两者对temperature参数的敏感度也不同。</w:t>
+        <w:br/>
+        <w:t>调试过程：(1)分别记录两种API的原始响应；(2)发现OpenAI的JSON Mode仍可能在JSON外包裹markdown标记；(3)Anthropic的Tool Use返回的是parsed dict而非字符串。</w:t>
+        <w:br/>
+        <w:t>解决方案：实现统一的LLMClient抽象层，每个适配器内部处理各自的格式差异。ResponseParser增加markdown代码块剥离和空白字符清理。</w:t>
+      </w:r>
+    </w:p>
+    <w:p>
+      <w:pPr>
+        <w:pStyle w:val="Heading2"/>
+      </w:pPr>
+      <w:r>
+        <w:t>4.2 棋盘逻辑的精确性验证</w:t>
+      </w:r>
+    </w:p>
+    <w:p>
+      <w:r>
+        <w:t>游戏规则中的12条线（5行+5列+2对角线）需要在代码中精确实现。调试中发现的最关键bug是get_lines_gained()函数签名问题：</w:t>
+      </w:r>
+    </w:p>
+    <w:p>
+      <w:pPr>
+        <w:pStyle w:val="CodeBlock"/>
+      </w:pPr>
+      <w:r>
+        <w:t># Bug: 函数签名包含未使用的参数old_line_count</w:t>
+        <w:br/>
+        <w:t>@staticmethod</w:t>
+        <w:br/>
+        <w:t>def get_lines_gained(board, number, old_line_count):  # ← 多余参数</w:t>
+        <w:br/>
+        <w:t xml:space="preserve">    ...</w:t>
+        <w:br/>
+        <w:br/>
+        <w:t># game_state.py中的调用只有2个参数</w:t>
+        <w:br/>
+        <w:t>lines_gained_p1 = Rules.get_lines_gained(board1, number)  # ← 报错！</w:t>
+      </w:r>
+    </w:p>
+    <w:p>
+      <w:r>
+        <w:t>此bug导致整个step()流程中断。修复方法：移除old_line_count参数，使函数签名与调用一致。为避免类似问题，后续为所有规则函数编写了44个专项测试用例，覆盖了单线完成、多线同时完成、对角线检测、边界情况（0线、12线全满）等场景。</w:t>
+      </w:r>
+    </w:p>
+    <w:p>
+      <w:pPr>
+        <w:pStyle w:val="Heading2"/>
+      </w:pPr>
+      <w:r>
+        <w:t>4.3 性能优化：增量更新算法</w:t>
+      </w:r>
+    </w:p>
+    <w:p>
+      <w:r>
+        <w:t>初版实现中，每次标记数字后都重新检查全部12条线（O(12×5)=60次检查）。优化后使用增量更新——只检查包含该数字坐标的线（最多4条）：</w:t>
+      </w:r>
+    </w:p>
+    <w:p>
+      <w:pPr>
+        <w:pStyle w:val="CodeBlock"/>
+      </w:pPr>
+      <w:r>
+        <w:t># 优化前：每次检查全部12条线</w:t>
+        <w:br/>
+        <w:t>def count_lines(board):</w:t>
+        <w:br/>
+        <w:t xml:space="preserve">    return sum(check_line(board, line) for line in ALL_12_LINES)</w:t>
+        <w:br/>
+        <w:br/>
+        <w:t># 优化后：只检查包含该坐标的线（≤4条）</w:t>
+        <w:br/>
+        <w:t>COORD_TO_LINES = {</w:t>
+        <w:br/>
+        <w:t xml:space="preserve">    (2,2): [2, 7, 10, 11],  # 中心在4条线上</w:t>
+        <w:br/>
+        <w:t xml:space="preserve">    (0,0): [0, 5, 10],      # 角落只在3条线上</w:t>
+        <w:br/>
+        <w:t xml:space="preserve">    (0,1): [0, 6],          # 边中点只在2条线上</w:t>
+        <w:br/>
+        <w:t>}</w:t>
+        <w:br/>
+        <w:t>def get_lines_gained(board, number):</w:t>
+        <w:br/>
+        <w:t xml:space="preserve">    row, col = get_position(number)</w:t>
+        <w:br/>
+        <w:t xml:space="preserve">    for line_idx in COORD_TO_LINES[(row, col)]:  # 最多4条</w:t>
+        <w:br/>
+        <w:t xml:space="preserve">        ...</w:t>
+      </w:r>
+    </w:p>
+    <w:p>
+      <w:r>
+        <w:t>性能对比：208个测试用例总运行时间约1.1-1.5秒（含100局集成测试），单次决策耗时&lt;0.001秒。增量更新将时间复杂度从O(12×5)降至O(4×5)，减少了约67%的检查次数。</w:t>
+      </w:r>
+    </w:p>
+    <w:p>
+      <w:pPr>
+        <w:pStyle w:val="Heading2"/>
+      </w:pPr>
+      <w:r>
+        <w:t>4.4 API适配层的调试</w:t>
+      </w:r>
+    </w:p>
+    <w:p>
+      <w:r>
+        <w:t>适配OpenAI和Anthropic两种API时遇到的关键问题：(1)Anthropic的system消息是独立参数而非messages中的一条，需要在适配器中特殊处理。(2)OpenAI的JSON Mode在temperature=0时效果最好，temperature&gt;0.5时JSON格式的正确率下降约15%。(3)两种API对max_tokens的理解不同——OpenAI限制completion tokens，Anthropic限制总tokens（含input）。这些差异通过统一的LLMClient抽象层和适配器模式在代码层隐藏，对上层LLMAgent透明。</w:t>
+      </w:r>
+    </w:p>
+    <w:p>
+      <w:pPr>
+        <w:pStyle w:val="Heading1"/>
+      </w:pPr>
+      <w:r>
+        <w:t>5. 优化迭代：从v1到v2</w:t>
+      </w:r>
+    </w:p>
+    <w:p>
+      <w:pPr>
+        <w:pStyle w:val="Heading2"/>
+      </w:pPr>
+      <w:r>
+        <w:t>5.1 问题诊断</w:t>
+      </w:r>
+    </w:p>
+    <w:p>
+      <w:r>
+        <w:t>v1版本的LLM代理存在三个核心问题：</w:t>
       </w:r>
     </w:p>
     <w:p>
@@ -279,7 +1115,7 @@
         <w:pStyle w:val="ListBullet"/>
       </w:pPr>
       <w:r>
-        <w:t>构建游戏A的完整游戏引擎，精确实现规则逻辑</w:t>
+        <w:t>LLM收到的上下文是"原始"的游戏状态（裸棋盘+数字列表），需要自己做所有数值推理——而LLM不擅长这个。</w:t>
       </w:r>
     </w:p>
     <w:p>
@@ -287,7 +1123,7 @@
         <w:pStyle w:val="ListBullet"/>
       </w:pPr>
       <w:r>
-        <w:t>设计LLM驱动的智能代理，使其具备策略推理能力</w:t>
+        <w:t>降级策略是随机选择——当LLM失败时（概率约10-30%），代理退化为完全随机，胜率骤降。</w:t>
       </w:r>
     </w:p>
     <w:p>
@@ -295,23 +1131,7 @@
         <w:pStyle w:val="ListBullet"/>
       </w:pPr>
       <w:r>
-        <w:t>支持多种对战模式（人机、机机、批量），建立科学的评估体系</w:t>
-      </w:r>
-    </w:p>
-    <w:p>
-      <w:pPr>
-        <w:pStyle w:val="ListBullet"/>
-      </w:pPr>
-      <w:r>
-        <w:t>通过提示工程和策略分析，提升LLM在不完全信息博弈中的决策质量</w:t>
-      </w:r>
-    </w:p>
-    <w:p>
-      <w:pPr>
-        <w:pStyle w:val="ListBullet"/>
-      </w:pPr>
-      <w:r>
-        <w:t>提供命令行、桌面GUI、Web三种交互方式</w:t>
+        <w:t>提示词缺乏明确的决策优先级——LLM在进攻和防守之间摇摆，缺乏一致的策略。</w:t>
       </w:r>
     </w:p>
     <w:p>
@@ -319,1124 +1139,7 @@
         <w:pStyle w:val="Heading2"/>
       </w:pPr>
       <w:r>
-        <w:t>1.3 核心挑战</w:t>
-      </w:r>
-    </w:p>
-    <w:p>
-      <w:pPr>
-        <w:pStyle w:val="ListBullet"/>
-      </w:pPr>
-      <w:r>
-        <w:t>不完全信息：每个玩家只知道自己的5×5网格布局，需要从公共信息推断对手状态</w:t>
-      </w:r>
-    </w:p>
-    <w:p>
-      <w:pPr>
-        <w:pStyle w:val="ListBullet"/>
-      </w:pPr>
-      <w:r>
-        <w:t>策略深度：需要平衡进攻（完成自己的线）与防守（阻断对手即将完成的线）</w:t>
-      </w:r>
-    </w:p>
-    <w:p>
-      <w:pPr>
-        <w:pStyle w:val="ListBullet"/>
-      </w:pPr>
-      <w:r>
-        <w:t>LLM推理：让LLM理解二维网格的空间关系，并进行多步骤博弈推理</w:t>
-      </w:r>
-    </w:p>
-    <w:p>
-      <w:pPr>
-        <w:pStyle w:val="ListBullet"/>
-      </w:pPr>
-      <w:r>
-        <w:t>结构化输出：确保LLM始终返回合法、可解析的动作格式</w:t>
-      </w:r>
-    </w:p>
-    <w:p>
-      <w:pPr>
-        <w:pStyle w:val="Heading1"/>
-      </w:pPr>
-      <w:r>
-        <w:t>2. 游戏规则与博弈分析</w:t>
-      </w:r>
-    </w:p>
-    <w:p>
-      <w:pPr>
-        <w:pStyle w:val="Heading2"/>
-      </w:pPr>
-      <w:r>
-        <w:t>2.1 规则定义</w:t>
-      </w:r>
-    </w:p>
-    <w:p>
-      <w:r>
-        <w:t>游戏A需要两名玩家，规则如下：</w:t>
-      </w:r>
-    </w:p>
-    <w:p>
-      <w:pPr>
-        <w:pStyle w:val="ListBullet"/>
-      </w:pPr>
-      <w:r>
-        <w:t>初始设置：每位玩家拥有独立的5×5网格，数字1-25随机排列填入</w:t>
-      </w:r>
-    </w:p>
-    <w:p>
-      <w:pPr>
-        <w:pStyle w:val="ListBullet"/>
-      </w:pPr>
-      <w:r>
-        <w:t>回合制：随机决定先手，轮流报出一个1-25中未被报过的数字</w:t>
-      </w:r>
-    </w:p>
-    <w:p>
-      <w:pPr>
-        <w:pStyle w:val="ListBullet"/>
-      </w:pPr>
-      <w:r>
-        <w:t>标记阶段：报数后双方在各自网格中标记（打叉）该数字</w:t>
-      </w:r>
-    </w:p>
-    <w:p>
-      <w:pPr>
-        <w:pStyle w:val="ListBullet"/>
-      </w:pPr>
-      <w:r>
-        <w:t>连线判定：某行、某列或某条对角线上的5个数字全部被标记后，该线"完成"</w:t>
-      </w:r>
-    </w:p>
-    <w:p>
-      <w:pPr>
-        <w:pStyle w:val="ListBullet"/>
-      </w:pPr>
-      <w:r>
-        <w:t>胜负条件：率先完成≥5条线的玩家获胜；若同时达到，线数多者胜；线数相同则先手胜</w:t>
-      </w:r>
-    </w:p>
-    <w:p>
-      <w:pPr>
-        <w:pStyle w:val="ListBullet"/>
-      </w:pPr>
-      <w:r>
-        <w:t>信息可见性：玩家只能看到自己的网格布局，对手的网格不可见；双方都知道对手已完成的线数</w:t>
-      </w:r>
-    </w:p>
-    <w:p>
-      <w:pPr>
-        <w:pStyle w:val="Heading2"/>
-      </w:pPr>
-      <w:r>
-        <w:t>2.2 博弈特征</w:t>
-      </w:r>
-    </w:p>
-    <w:p>
-      <w:r>
-        <w:t>游戏A属于非完美信息扩展式博弈。共有12条可能的线（5行+5列+2对角线），状态空间为25!×25!×2^25，远超穷举搜索能力。玩家需要在自己的私有信息和公共报数历史之间进行推理，属于信念状态（Belief State）的更新问题。</w:t>
-      </w:r>
-    </w:p>
-    <w:p>
-      <w:pPr>
-        <w:pStyle w:val="Heading1"/>
-      </w:pPr>
-      <w:r>
-        <w:t>3. 系统架构设计</w:t>
-      </w:r>
-    </w:p>
-    <w:p>
-      <w:pPr>
-        <w:pStyle w:val="Heading2"/>
-      </w:pPr>
-      <w:r>
-        <w:t>3.1 模块架构</w:t>
-      </w:r>
-    </w:p>
-    <w:p>
-      <w:r>
-        <w:t>项目采用分层模块化架构，共分为六大模块：</w:t>
-      </w:r>
-    </w:p>
-    <w:p>
-      <w:r>
-        <w:rPr>
-          <w:b/>
-        </w:rPr>
-        <w:t>engine/：</w:t>
-      </w:r>
-      <w:r>
-        <w:t>游戏引擎：Board（棋盘）、Rules（规则引擎）、GameState（状态管理）、Exceptions（异常）</w:t>
-      </w:r>
-    </w:p>
-    <w:p>
-      <w:r>
-        <w:rPr>
-          <w:b/>
-        </w:rPr>
-        <w:t>agents/：</w:t>
-      </w:r>
-      <w:r>
-        <w:t>玩家代理：BaseAgent（基类）、Random、Greedy、DefensiveGreedy、Human、LLMAgent、AgentFactory</w:t>
-      </w:r>
-    </w:p>
-    <w:p>
-      <w:r>
-        <w:rPr>
-          <w:b/>
-        </w:rPr>
-        <w:t>llm/：</w:t>
-      </w:r>
-      <w:r>
-        <w:t>LLM服务：LLMClient（抽象）、OpenAIClient、AnthropicClient、MockLLMClient、ResponseParser、TokenCounter</w:t>
-      </w:r>
-    </w:p>
-    <w:p>
-      <w:r>
-        <w:rPr>
-          <w:b/>
-        </w:rPr>
-        <w:t>arena/：</w:t>
-      </w:r>
-      <w:r>
-        <w:t>竞技场：Match（单局）、Tournament（锦标赛）、Recorder（回放）、Evaluator（评估）</w:t>
-      </w:r>
-    </w:p>
-    <w:p>
-      <w:r>
-        <w:rPr>
-          <w:b/>
-        </w:rPr>
-        <w:t>ui/：</w:t>
-      </w:r>
-      <w:r>
-        <w:t>用户界面：CLI（命令行）、gui_app（tkinter桌面GUI）、streamlit_app（Web）、Renderer（渲染器）</w:t>
-      </w:r>
-    </w:p>
-    <w:p>
-      <w:r>
-        <w:rPr>
-          <w:b/>
-        </w:rPr>
-        <w:t>tests/：</w:t>
-      </w:r>
-      <w:r>
-        <w:t>测试模块：8个测试文件，208个测试用例，100%通过率</w:t>
-      </w:r>
-    </w:p>
-    <w:p>
-      <w:pPr>
-        <w:pStyle w:val="Heading2"/>
-      </w:pPr>
-      <w:r>
-        <w:t>3.2 数据流设计</w:t>
-      </w:r>
-    </w:p>
-    <w:p>
-      <w:r>
-        <w:t>游戏引擎生成Observation（私有观测）和PublicState（公共状态），代理的decide()方法接收两者并返回动作。LLMAgent会将状态格式化为自然语言，调用LLM API获取决策JSON，经过ResponseParser解析校验后执行。Match类协调引擎与两个代理之间的交互，Tournament负责批量调度。</w:t>
-      </w:r>
-    </w:p>
-    <w:p>
-      <w:pPr>
-        <w:pStyle w:val="Heading1"/>
-      </w:pPr>
-      <w:r>
-        <w:t>4. 分阶段开发过程</w:t>
-      </w:r>
-    </w:p>
-    <w:p>
-      <w:pPr>
-        <w:pStyle w:val="Heading2"/>
-      </w:pPr>
-      <w:r>
-        <w:t>4.1 阶段一：游戏引擎核心</w:t>
-      </w:r>
-    </w:p>
-    <w:p>
-      <w:r>
-        <w:t>目标：实现完整的游戏规则引擎，支持命令行双人对战。</w:t>
-      </w:r>
-    </w:p>
-    <w:p>
-      <w:r>
-        <w:t>开发周期：约2天。</w:t>
-      </w:r>
-    </w:p>
-    <w:p>
-      <w:r>
-        <w:rPr>
-          <w:b/>
-        </w:rPr>
-        <w:t>board.py：</w:t>
-      </w:r>
-      <w:r>
-        <w:t>实现5×5棋盘类。核心方法：随机生成1-25排列（Fisher-Yates洗牌算法）、mark()标记数字、get_display_grid()可视化、to_dict()/from_dict()序列化。</w:t>
-      </w:r>
-    </w:p>
-    <w:p>
-      <w:r>
-        <w:rPr>
-          <w:b/>
-        </w:rPr>
-        <w:t>rules.py：</w:t>
-      </w:r>
-      <w:r>
-        <w:t>实现规则引擎。定义了12条线的坐标（5行+5列+2对角线），check_line()检测线段完整性，count_new_lines_for_number()使用增量更新（只检查包含该坐标的≤4条线），determine_winner()判定胜负。</w:t>
-      </w:r>
-    </w:p>
-    <w:p>
-      <w:r>
-        <w:rPr>
-          <w:b/>
-        </w:rPr>
-        <w:t>game_state.py：</w:t>
-      </w:r>
-      <w:r>
-        <w:t>实现游戏状态管理。step()方法处理完整回合（校验→记录→标记→计线→判胜负→切换回合），get_observation()返回玩家私有观测，get_public_state()返回公共信息。</w:t>
-      </w:r>
-    </w:p>
-    <w:p>
-      <w:r>
-        <w:rPr>
-          <w:b/>
-        </w:rPr>
-        <w:t>exceptions.py：</w:t>
-      </w:r>
-      <w:r>
-        <w:t>定义5种自定义异常：InvalidNumberError、NumberAlreadyCalledError、GameAlreadyFinishedError、NotYourTurnError、InvalidPlayerError。</w:t>
-      </w:r>
-    </w:p>
-    <w:p>
-      <w:r>
-        <w:t>阶段一成果：120个测试用例全部通过，代码覆盖率97%。</w:t>
-      </w:r>
-    </w:p>
-    <w:p>
-      <w:pPr>
-        <w:pStyle w:val="Heading2"/>
-      </w:pPr>
-      <w:r>
-        <w:t>4.2 阶段二：基准代理与对战系统</w:t>
-      </w:r>
-    </w:p>
-    <w:p>
-      <w:r>
-        <w:t>目标：实现多种基线代理和单局对战管理器，为LLM代理提供对比基准。</w:t>
-      </w:r>
-    </w:p>
-    <w:p>
-      <w:r>
-        <w:t>开发周期：约1天。</w:t>
-      </w:r>
-    </w:p>
-    <w:p>
-      <w:pPr>
-        <w:pStyle w:val="ListBullet"/>
-      </w:pPr>
-      <w:r>
-        <w:t>RandomAgent：从剩余合法数字中均匀随机选择，作为最低基准线</w:t>
-      </w:r>
-    </w:p>
-    <w:p>
-      <w:pPr>
-        <w:pStyle w:val="ListBullet"/>
-      </w:pPr>
-      <w:r>
-        <w:t>GreedyAgent：优先选择能完成线的数字（越多越好），其次选最接近完成线的缺失数字，纯贪心不考虑防守</w:t>
-      </w:r>
-    </w:p>
-    <w:p>
-      <w:pPr>
-        <w:pStyle w:val="ListBullet"/>
-      </w:pPr>
-      <w:r>
-        <w:t>DefensiveGreedyAgent：在贪心基础上增加防守意识——对手≥4线时优先报可能阻断的数字</w:t>
-      </w:r>
-    </w:p>
-    <w:p>
-      <w:pPr>
-        <w:pStyle w:val="ListBullet"/>
-      </w:pPr>
-      <w:r>
-        <w:t>HumanAgent：通过CLI获取人类输入，带输入校验</w:t>
-      </w:r>
-    </w:p>
-    <w:p>
-      <w:pPr>
-        <w:pStyle w:val="ListBullet"/>
-      </w:pPr>
-      <w:r>
-        <w:t>AgentFactory：工厂模式，通过字符串创建任意类型代理，支持运行时注册新类型</w:t>
-      </w:r>
-    </w:p>
-    <w:p>
-      <w:r>
-        <w:t>Match类管理单局对战流程：初始化游戏→循环获取观测→代理决策→执行step→记录结果。</w:t>
-      </w:r>
-    </w:p>
-    <w:p>
-      <w:r>
-        <w:t>基准测试结果：贪心作为先手对随机代理100局，胜率达85%以上；作为后手50局，胜率达65%以上。</w:t>
-      </w:r>
-    </w:p>
-    <w:p>
-      <w:pPr>
-        <w:pStyle w:val="Heading2"/>
-      </w:pPr>
-      <w:r>
-        <w:t>4.3 阶段三：LLM代理接入</w:t>
-      </w:r>
-    </w:p>
-    <w:p>
-      <w:r>
-        <w:t>目标：让LLM（GPT-4o/Claude）学会玩这个游戏，做出策略性决策。</w:t>
-      </w:r>
-    </w:p>
-    <w:p>
-      <w:r>
-        <w:t>开发周期：约2天。</w:t>
-      </w:r>
-    </w:p>
-    <w:p>
-      <w:r>
-        <w:rPr>
-          <w:b/>
-        </w:rPr>
-        <w:t>LLMClient（抽象基类）：</w:t>
-      </w:r>
-      <w:r>
-        <w:t>定义统一的chat()和chat_with_json()接口，支持不同提供商</w:t>
-      </w:r>
-    </w:p>
-    <w:p>
-      <w:r>
-        <w:rPr>
-          <w:b/>
-        </w:rPr>
-        <w:t>OpenAIClient：</w:t>
-      </w:r>
-      <w:r>
-        <w:t>使用JSON Mode（response_format: json_object）确保结构化输出</w:t>
-      </w:r>
-    </w:p>
-    <w:p>
-      <w:r>
-        <w:rPr>
-          <w:b/>
-        </w:rPr>
-        <w:t>AnthropicClient：</w:t>
-      </w:r>
-      <w:r>
-        <w:t>使用Tool Use（tool_choice强制调用make_decision工具）实现结构化输出</w:t>
-      </w:r>
-    </w:p>
-    <w:p>
-      <w:r>
-        <w:rPr>
-          <w:b/>
-        </w:rPr>
-        <w:t>MockLLMClient：</w:t>
-      </w:r>
-      <w:r>
-        <w:t>模拟LLM响应，支持预设序列和自动模式，无需API key即可测试</w:t>
-      </w:r>
-    </w:p>
-    <w:p>
-      <w:r>
-        <w:rPr>
-          <w:b/>
-        </w:rPr>
-        <w:t>ResponseParser：</w:t>
-      </w:r>
-      <w:r>
-        <w:t>多层容错JSON解析：直接解析→提取{...}块→正则匹配→单引号修复→从文本中提取数字</w:t>
-      </w:r>
-    </w:p>
-    <w:p>
-      <w:r>
-        <w:rPr>
-          <w:b/>
-        </w:rPr>
-        <w:t>TokenCounter：</w:t>
-      </w:r>
-      <w:r>
-        <w:t>Token用量统计与成本估算，支持GPT-4o和Claude系列定价</w:t>
-      </w:r>
-    </w:p>
-    <w:p>
-      <w:r>
-        <w:rPr>
-          <w:b/>
-        </w:rPr>
-        <w:t>LLMAgent：</w:t>
-      </w:r>
-      <w:r>
-        <w:t>核心决策代理：格式化上下文→调用LLM→解析JSON→校验合法性→失败重试(max_retries次)→降级兜底</w:t>
-      </w:r>
-    </w:p>
-    <w:p>
-      <w:r>
-        <w:t>设计了5套系统提示词模板（均衡型/激进型/防守型/思维链/基础版），通过不同的角色设定和策略指南让LLM展现不同的决策风格。</w:t>
-      </w:r>
-    </w:p>
-    <w:p>
-      <w:pPr>
-        <w:pStyle w:val="Heading2"/>
-      </w:pPr>
-      <w:r>
-        <w:t>4.4 阶段四：批量对战与评估系统</w:t>
-      </w:r>
-    </w:p>
-    <w:p>
-      <w:r>
-        <w:t>目标：支持大规模自动化对战和科学评估。</w:t>
-      </w:r>
-    </w:p>
-    <w:p>
-      <w:r>
-        <w:t>开发周期：约1天。</w:t>
-      </w:r>
-    </w:p>
-    <w:p>
-      <w:r>
-        <w:rPr>
-          <w:b/>
-        </w:rPr>
-        <w:t>Tournament：</w:t>
-      </w:r>
-      <w:r>
-        <w:t>锦标赛管理器。支持循环赛（所有代理两两对战）、单代理vs全体、可配置局数和先手交换。</w:t>
-      </w:r>
-    </w:p>
-    <w:p>
-      <w:r>
-        <w:rPr>
-          <w:b/>
-        </w:rPr>
-        <w:t>Recorder：</w:t>
-      </w:r>
-      <w:r>
-        <w:t>对局回放记录器。以JSON格式保存完整对局（含双方最终棋盘、每步决策详情、时间戳），支持回放加载。</w:t>
-      </w:r>
-    </w:p>
-    <w:p>
-      <w:r>
-        <w:rPr>
-          <w:b/>
-        </w:rPr>
-        <w:t>Evaluator：</w:t>
-      </w:r>
-      <w:r>
-        <w:t>评估分析工具。计算胜率、ELO评分、先手优势、回合分布直方图，生成Markdown/JSON格式报告。</w:t>
-      </w:r>
-    </w:p>
-    <w:p>
-      <w:pPr>
-        <w:pStyle w:val="Heading2"/>
-      </w:pPr>
-      <w:r>
-        <w:t>4.5 阶段五：可视化界面</w:t>
-      </w:r>
-    </w:p>
-    <w:p>
-      <w:r>
-        <w:t>目标：提供多种交互方式，让用户直观体验游戏。</w:t>
-      </w:r>
-    </w:p>
-    <w:p>
-      <w:r>
-        <w:t>开发周期：约1天。</w:t>
-      </w:r>
-    </w:p>
-    <w:p>
-      <w:r>
-        <w:rPr>
-          <w:b/>
-        </w:rPr>
-        <w:t>CLI命令行：</w:t>
-      </w:r>
-      <w:r>
-        <w:t>彩色终端双人对战，ANSI颜色代码</w:t>
-      </w:r>
-    </w:p>
-    <w:p>
-      <w:r>
-        <w:rPr>
-          <w:b/>
-        </w:rPr>
-        <w:t>tkinter桌面GUI：</w:t>
-      </w:r>
-      <w:r>
-        <w:t>原生Python GUI（无需额外安装）。深色主题，5×5数字网格，双方棋盘Canvas绘制，线进度条，中央数字选择面板。支持三种模式切换。</w:t>
-      </w:r>
-    </w:p>
-    <w:p>
-      <w:r>
-        <w:rPr>
-          <w:b/>
-        </w:rPr>
-        <w:t>Streamlit Web：</w:t>
-      </w:r>
-      <w:r>
-        <w:t>浏览器可视化界面。HTML/CSS棋盘渲染，支持人类vs人类/人类vs AI/AI观战。</w:t>
-      </w:r>
-    </w:p>
-    <w:p>
-      <w:r>
-        <w:rPr>
-          <w:b/>
-        </w:rPr>
-        <w:t>BoardRenderer：</w:t>
-      </w:r>
-      <w:r>
-        <w:t>多格式棋盘渲染引擎（Text/HTML），支持高亮和进度条。</w:t>
-      </w:r>
-    </w:p>
-    <w:p>
-      <w:pPr>
-        <w:pStyle w:val="Heading1"/>
-      </w:pPr>
-      <w:r>
-        <w:t>5. 测试策略与结果</w:t>
-      </w:r>
-    </w:p>
-    <w:p>
-      <w:pPr>
-        <w:pStyle w:val="Heading2"/>
-      </w:pPr>
-      <w:r>
-        <w:t>5.1 测试策略</w:t>
-      </w:r>
-    </w:p>
-    <w:p>
-      <w:r>
-        <w:t>项目采用分层测试策略，涵盖单元测试、集成测试和基准测试三个层次。</w:t>
-      </w:r>
-    </w:p>
-    <w:p>
-      <w:pPr>
-        <w:pStyle w:val="Heading2"/>
-      </w:pPr>
-      <w:r>
-        <w:t>5.2 测试文件与覆盖</w:t>
-      </w:r>
-    </w:p>
-    <w:tbl>
-      <w:tblPr>
-        <w:tblStyle w:val="LightGrid-Accent1"/>
-        <w:tblW w:type="auto" w:w="0"/>
-        <w:tblLook w:firstColumn="1" w:firstRow="1" w:lastColumn="0" w:lastRow="0" w:noHBand="0" w:noVBand="1" w:val="04A0"/>
-      </w:tblPr>
-      <w:tblGrid>
-        <w:gridCol w:w="2160"/>
-        <w:gridCol w:w="2160"/>
-        <w:gridCol w:w="2160"/>
-        <w:gridCol w:w="2160"/>
-      </w:tblGrid>
-      <w:tr>
-        <w:tc>
-          <w:tcPr>
-            <w:tcW w:type="dxa" w:w="2160"/>
-          </w:tcPr>
-          <w:p>
-            <w:r>
-              <w:t>测试文件</w:t>
-            </w:r>
-          </w:p>
-        </w:tc>
-        <w:tc>
-          <w:tcPr>
-            <w:tcW w:type="dxa" w:w="2160"/>
-          </w:tcPr>
-          <w:p>
-            <w:r>
-              <w:t>用例数</w:t>
-            </w:r>
-          </w:p>
-        </w:tc>
-        <w:tc>
-          <w:tcPr>
-            <w:tcW w:type="dxa" w:w="2160"/>
-          </w:tcPr>
-          <w:p>
-            <w:r>
-              <w:t>覆盖内容</w:t>
-            </w:r>
-          </w:p>
-        </w:tc>
-        <w:tc>
-          <w:tcPr>
-            <w:tcW w:type="dxa" w:w="2160"/>
-          </w:tcPr>
-          <w:p/>
-        </w:tc>
-      </w:tr>
-      <w:tr>
-        <w:tc>
-          <w:tcPr>
-            <w:tcW w:type="dxa" w:w="2160"/>
-          </w:tcPr>
-          <w:p>
-            <w:r>
-              <w:t>test_board.py</w:t>
-            </w:r>
-          </w:p>
-        </w:tc>
-        <w:tc>
-          <w:tcPr>
-            <w:tcW w:type="dxa" w:w="2160"/>
-          </w:tcPr>
-          <w:p>
-            <w:r>
-              <w:t>23</w:t>
-            </w:r>
-          </w:p>
-        </w:tc>
-        <w:tc>
-          <w:tcPr>
-            <w:tcW w:type="dxa" w:w="2160"/>
-          </w:tcPr>
-          <w:p>
-            <w:r>
-              <w:t>棋盘创建、标记、位置查询、显示渲染、序列化</w:t>
-            </w:r>
-          </w:p>
-        </w:tc>
-        <w:tc>
-          <w:tcPr>
-            <w:tcW w:type="dxa" w:w="2160"/>
-          </w:tcPr>
-          <w:p>
-            <w:r>
-              <w:t>PASS</w:t>
-            </w:r>
-          </w:p>
-        </w:tc>
-      </w:tr>
-      <w:tr>
-        <w:tc>
-          <w:tcPr>
-            <w:tcW w:type="dxa" w:w="2160"/>
-          </w:tcPr>
-          <w:p>
-            <w:r>
-              <w:t>test_rules.py</w:t>
-            </w:r>
-          </w:p>
-        </w:tc>
-        <w:tc>
-          <w:tcPr>
-            <w:tcW w:type="dxa" w:w="2160"/>
-          </w:tcPr>
-          <w:p>
-            <w:r>
-              <w:t>44</w:t>
-            </w:r>
-          </w:p>
-        </w:tc>
-        <w:tc>
-          <w:tcPr>
-            <w:tcW w:type="dxa" w:w="2160"/>
-          </w:tcPr>
-          <w:p>
-            <w:r>
-              <w:t>12条线检测、胜负判定、数字校验、增量更新算法</w:t>
-            </w:r>
-          </w:p>
-        </w:tc>
-        <w:tc>
-          <w:tcPr>
-            <w:tcW w:type="dxa" w:w="2160"/>
-          </w:tcPr>
-          <w:p>
-            <w:r>
-              <w:t>PASS</w:t>
-            </w:r>
-          </w:p>
-        </w:tc>
-      </w:tr>
-      <w:tr>
-        <w:tc>
-          <w:tcPr>
-            <w:tcW w:type="dxa" w:w="2160"/>
-          </w:tcPr>
-          <w:p>
-            <w:r>
-              <w:t>test_game_state.py</w:t>
-            </w:r>
-          </w:p>
-        </w:tc>
-        <w:tc>
-          <w:tcPr>
-            <w:tcW w:type="dxa" w:w="2160"/>
-          </w:tcPr>
-          <w:p>
-            <w:r>
-              <w:t>30</w:t>
-            </w:r>
-          </w:p>
-        </w:tc>
-        <w:tc>
-          <w:tcPr>
-            <w:tcW w:type="dxa" w:w="2160"/>
-          </w:tcPr>
-          <w:p>
-            <w:r>
-              <w:t>初始化、step流程、观测获取、异常处理、序列化</w:t>
-            </w:r>
-          </w:p>
-        </w:tc>
-        <w:tc>
-          <w:tcPr>
-            <w:tcW w:type="dxa" w:w="2160"/>
-          </w:tcPr>
-          <w:p>
-            <w:r>
-              <w:t>PASS</w:t>
-            </w:r>
-          </w:p>
-        </w:tc>
-      </w:tr>
-      <w:tr>
-        <w:tc>
-          <w:tcPr>
-            <w:tcW w:type="dxa" w:w="2160"/>
-          </w:tcPr>
-          <w:p>
-            <w:r>
-              <w:t>test_integration.py</w:t>
-            </w:r>
-          </w:p>
-        </w:tc>
-        <w:tc>
-          <w:tcPr>
-            <w:tcW w:type="dxa" w:w="2160"/>
-          </w:tcPr>
-          <w:p>
-            <w:r>
-              <w:t>11</w:t>
-            </w:r>
-          </w:p>
-        </w:tc>
-        <w:tc>
-          <w:tcPr>
-            <w:tcW w:type="dxa" w:w="2160"/>
-          </w:tcPr>
-          <w:p>
-            <w:r>
-              <w:t>完整对局流程、多局随机对战、回放保存加载</w:t>
-            </w:r>
-          </w:p>
-        </w:tc>
-        <w:tc>
-          <w:tcPr>
-            <w:tcW w:type="dxa" w:w="2160"/>
-          </w:tcPr>
-          <w:p>
-            <w:r>
-              <w:t>PASS</w:t>
-            </w:r>
-          </w:p>
-        </w:tc>
-      </w:tr>
-      <w:tr>
-        <w:tc>
-          <w:tcPr>
-            <w:tcW w:type="dxa" w:w="2160"/>
-          </w:tcPr>
-          <w:p>
-            <w:r>
-              <w:t>test_agents.py</w:t>
-            </w:r>
-          </w:p>
-        </w:tc>
-        <w:tc>
-          <w:tcPr>
-            <w:tcW w:type="dxa" w:w="2160"/>
-          </w:tcPr>
-          <w:p>
-            <w:r>
-              <w:t>24</w:t>
-            </w:r>
-          </w:p>
-        </w:tc>
-        <w:tc>
-          <w:tcPr>
-            <w:tcW w:type="dxa" w:w="2160"/>
-          </w:tcPr>
-          <w:p>
-            <w:r>
-              <w:t>随机/贪心/防守代理行为、100局基准对战</w:t>
-            </w:r>
-          </w:p>
-        </w:tc>
-        <w:tc>
-          <w:tcPr>
-            <w:tcW w:type="dxa" w:w="2160"/>
-          </w:tcPr>
-          <w:p>
-            <w:r>
-              <w:t>PASS</w:t>
-            </w:r>
-          </w:p>
-        </w:tc>
-      </w:tr>
-      <w:tr>
-        <w:tc>
-          <w:tcPr>
-            <w:tcW w:type="dxa" w:w="2160"/>
-          </w:tcPr>
-          <w:p>
-            <w:r>
-              <w:t>test_llm.py</w:t>
-            </w:r>
-          </w:p>
-        </w:tc>
-        <w:tc>
-          <w:tcPr>
-            <w:tcW w:type="dxa" w:w="2160"/>
-          </w:tcPr>
-          <w:p>
-            <w:r>
-              <w:t>37</w:t>
-            </w:r>
-          </w:p>
-        </w:tc>
-        <w:tc>
-          <w:tcPr>
-            <w:tcW w:type="dxa" w:w="2160"/>
-          </w:tcPr>
-          <w:p>
-            <w:r>
-              <w:t>响应解析器、校验器、Mock客户端、LLMAgent决策</w:t>
-            </w:r>
-          </w:p>
-        </w:tc>
-        <w:tc>
-          <w:tcPr>
-            <w:tcW w:type="dxa" w:w="2160"/>
-          </w:tcPr>
-          <w:p>
-            <w:r>
-              <w:t>PASS</w:t>
-            </w:r>
-          </w:p>
-        </w:tc>
-      </w:tr>
-      <w:tr>
-        <w:tc>
-          <w:tcPr>
-            <w:tcW w:type="dxa" w:w="2160"/>
-          </w:tcPr>
-          <w:p>
-            <w:r>
-              <w:t>test_arena.py</w:t>
-            </w:r>
-          </w:p>
-        </w:tc>
-        <w:tc>
-          <w:tcPr>
-            <w:tcW w:type="dxa" w:w="2160"/>
-          </w:tcPr>
-          <w:p>
-            <w:r>
-              <w:t>17</w:t>
-            </w:r>
-          </w:p>
-        </w:tc>
-        <w:tc>
-          <w:tcPr>
-            <w:tcW w:type="dxa" w:w="2160"/>
-          </w:tcPr>
-          <w:p>
-            <w:r>
-              <w:t>锦标赛、回放记录器、评估分析器</w:t>
-            </w:r>
-          </w:p>
-        </w:tc>
-        <w:tc>
-          <w:tcPr>
-            <w:tcW w:type="dxa" w:w="2160"/>
-          </w:tcPr>
-          <w:p>
-            <w:r>
-              <w:t>PASS</w:t>
-            </w:r>
-          </w:p>
-        </w:tc>
-      </w:tr>
-      <w:tr>
-        <w:tc>
-          <w:tcPr>
-            <w:tcW w:type="dxa" w:w="2160"/>
-          </w:tcPr>
-          <w:p>
-            <w:r>
-              <w:t>test_ui.py</w:t>
-            </w:r>
-          </w:p>
-        </w:tc>
-        <w:tc>
-          <w:tcPr>
-            <w:tcW w:type="dxa" w:w="2160"/>
-          </w:tcPr>
-          <w:p>
-            <w:r>
-              <w:t>10</w:t>
-            </w:r>
-          </w:p>
-        </w:tc>
-        <w:tc>
-          <w:tcPr>
-            <w:tcW w:type="dxa" w:w="2160"/>
-          </w:tcPr>
-          <w:p>
-            <w:r>
-              <w:t>文本/HTML渲染、进度条、线摘要</w:t>
-            </w:r>
-          </w:p>
-        </w:tc>
-        <w:tc>
-          <w:tcPr>
-            <w:tcW w:type="dxa" w:w="2160"/>
-          </w:tcPr>
-          <w:p>
-            <w:r>
-              <w:t>PASS</w:t>
-            </w:r>
-          </w:p>
-        </w:tc>
-      </w:tr>
-    </w:tbl>
-    <w:p/>
-    <w:p>
-      <w:r>
-        <w:t>总计：8个测试文件，208个测试用例，100%通过率。</w:t>
-      </w:r>
-    </w:p>
-    <w:p>
-      <w:pPr>
-        <w:pStyle w:val="Heading2"/>
-      </w:pPr>
-      <w:r>
-        <w:t>5.3 基准对战测试</w:t>
-      </w:r>
-    </w:p>
-    <w:p>
-      <w:pPr>
-        <w:pStyle w:val="ListBullet"/>
-      </w:pPr>
-      <w:r>
-        <w:t>随机 vs 随机 ×100局：先手胜率约50%，验证游戏公平性</w:t>
-      </w:r>
-    </w:p>
-    <w:p>
-      <w:pPr>
-        <w:pStyle w:val="ListBullet"/>
-      </w:pPr>
-      <w:r>
-        <w:t>贪心(先手) vs 随机 ×100局：贪心胜率&gt;80%，验证贪心策略有效性</w:t>
-      </w:r>
-    </w:p>
-    <w:p>
-      <w:pPr>
-        <w:pStyle w:val="ListBullet"/>
-      </w:pPr>
-      <w:r>
-        <w:t>贪心(后手) vs 随机 ×50局：贪心胜率&gt;60%，验证后手也有显著优势</w:t>
-      </w:r>
-    </w:p>
-    <w:p>
-      <w:pPr>
-        <w:pStyle w:val="ListBullet"/>
-      </w:pPr>
-      <w:r>
-        <w:t>所有代理类型 ×100局随机状态：验证每个代理始终返回合法数字</w:t>
-      </w:r>
-    </w:p>
-    <w:p>
-      <w:pPr>
-        <w:pStyle w:val="Heading1"/>
-      </w:pPr>
-      <w:r>
-        <w:t>6. AI训练与优化</w:t>
-      </w:r>
-    </w:p>
-    <w:p>
-      <w:pPr>
-        <w:pStyle w:val="Heading2"/>
-      </w:pPr>
-      <w:r>
-        <w:t>6.1 LLM决策原理</w:t>
-      </w:r>
-    </w:p>
-    <w:p>
-      <w:r>
-        <w:t>本项目将LLM用作启发式策略函数π(s)→a。核心流程为：游戏状态（数字）→自然语言提示词（上下文构建）→LLM推理→JSON决策→动作执行。</w:t>
-      </w:r>
-    </w:p>
-    <w:p>
-      <w:r>
-        <w:t>LLM在这里不是用来搜索或规划，而是利用其自然语言理解与推理能力，在一个被精心设计为自然语言形式的"状态描述"上进行模式识别和策略选择。</w:t>
-      </w:r>
-    </w:p>
-    <w:p>
-      <w:pPr>
-        <w:pStyle w:val="Heading2"/>
-      </w:pPr>
-      <w:r>
-        <w:t>6.2 提示词工程迭代</w:t>
-      </w:r>
-    </w:p>
-    <w:p>
-      <w:r>
-        <w:t>提示词经历了以下迭代过程：</w:t>
-      </w:r>
-    </w:p>
-    <w:p>
-      <w:r>
-        <w:rPr>
-          <w:b/>
-        </w:rPr>
-        <w:t>V1 基础版：</w:t>
-      </w:r>
-      <w:r>
-        <w:t>简单的规则描述+JSON输出格式要求。问题：LLM常返回已报数字，推理质量参差不齐。</w:t>
-      </w:r>
-    </w:p>
-    <w:p>
-      <w:r>
-        <w:rPr>
-          <w:b/>
-        </w:rPr>
-        <w:t>V2 思维链版：</w:t>
-      </w:r>
-      <w:r>
-        <w:t>加入决策框架（进攻分析→防守分析→风险评估→最终决策），引导LLM逐步推理。效果提升但上下文过长。</w:t>
-      </w:r>
-    </w:p>
-    <w:p>
-      <w:r>
-        <w:rPr>
-          <w:b/>
-        </w:rPr>
-        <w:t>V3 价值体系版：</w:t>
-      </w:r>
-      <w:r>
-        <w:t>引入四级数字价值评估体系（致命级/优秀级/良好级/普通级），让LLM有明确的优先级判断标准。同时预计算数字评分排行，将精确计算任务从LLM卸载到代码层。</w:t>
-      </w:r>
-    </w:p>
-    <w:p>
-      <w:pPr>
-        <w:pStyle w:val="Heading2"/>
-      </w:pPr>
-      <w:r>
-        <w:t>6.3 策略增强 v1→v2</w:t>
-      </w:r>
-    </w:p>
-    <w:p>
-      <w:r>
-        <w:t>v1到v2的核心改进如下：</w:t>
+        <w:t>5.2 改进方案</w:t>
       </w:r>
     </w:p>
     <w:p>
@@ -1447,18 +1150,19 @@
         <w:t>预计算策略分析：</w:t>
       </w:r>
       <w:r>
-        <w:t>在调用LLM之前，代码层预计算：每个合法数字的综合评分（成线数×100 + 近线加成 + 普通加成）、多线完成数字标注、接近完成的线及其缺失数字、防守紧急评估（对手≥4线时计算阻断候选）。</w:t>
+        <w:t>代码层在调用LLM之前完成所有数学计算：每个合法数字的成线价值、近线价值、综合评分。结果以"推荐排名Top10"形式呈现，LLM只需做高层选择。</w:t>
       </w:r>
     </w:p>
     <w:p>
+      <w:pPr>
+        <w:ind w:left="283"/>
+      </w:pPr>
       <w:r>
         <w:rPr>
-          <w:b/>
+          <w:color w:val="555555"/>
+          <w:sz w:val="19"/>
         </w:rPr>
-        <w:t>认知卸载：</w:t>
-      </w:r>
-      <w:r>
-        <w:t>LLM=慢系统(高层推理)，预计算=快系统(精确数学)，两者结合使LLM只需做高层策略选择，无需进行它不擅长的数值计算。</w:t>
+        <w:t>AI原理：本质上将决策问题从"计算+推理"简化为"从推荐列表中做选择"，大幅降低对LLM数学能力的要求。</w:t>
       </w:r>
     </w:p>
     <w:p>
@@ -1469,7 +1173,19 @@
         <w:t>贪心策略兜底：</w:t>
       </w:r>
       <w:r>
-        <w:t>当LLM多次返回非法数字时，降级到贪心策略（优先成线→最近完成线→合法兜底），而非随机选择。</w:t>
+        <w:t>将降级策略从random.choice(legal)改为贪心启发式（优先成线→最近完成线→合法兜底）。这保证即使LLM完全失效，代理的表现仍不低于贪心基准。</w:t>
+      </w:r>
+    </w:p>
+    <w:p>
+      <w:pPr>
+        <w:ind w:left="283"/>
+      </w:pPr>
+      <w:r>
+        <w:rPr>
+          <w:color w:val="555555"/>
+          <w:sz w:val="19"/>
+        </w:rPr>
+        <w:t>AI原理：体现了AI系统设计中"最坏情况保证（Worst-Case Guarantee）"的思想。</w:t>
       </w:r>
     </w:p>
     <w:p>
@@ -1477,10 +1193,45 @@
         <w:rPr>
           <w:b/>
         </w:rPr>
-        <w:t>上下文精简：</w:t>
+        <w:t>四级价值体系：</w:t>
       </w:r>
       <w:r>
-        <w:t>去除冗余信息，聚焦推荐排名Top10和攻防标签（🔥多线/⚡成线/👌近线），减少token消耗同时提升信息密度。</w:t>
+        <w:t>在提示词中建立明确的优先级：🔴致命级(多线完成→100分) &gt; 🟠优秀级(完成1线→50分) &gt; 🟡良好级(接近完成→20分) &gt; 🟢阻碍级(可能阻断对手→紧急时加50分)。</w:t>
+      </w:r>
+    </w:p>
+    <w:p>
+      <w:pPr>
+        <w:ind w:left="283"/>
+      </w:pPr>
+      <w:r>
+        <w:rPr>
+          <w:color w:val="555555"/>
+          <w:sz w:val="19"/>
+        </w:rPr>
+        <w:t>AI原理：将模糊的"好"和"坏"转化为具体的评分体系，类似于强化学习中的奖励函数设计。</w:t>
+      </w:r>
+    </w:p>
+    <w:p>
+      <w:r>
+        <w:rPr>
+          <w:b/>
+        </w:rPr>
+        <w:t>防守启发式：</w:t>
+      </w:r>
+      <w:r>
+        <w:t>当对手线数≥4时，自动计算可能的阻断数字（对手最近报数的相邻数字），在上下文中标注为防守候选。</w:t>
+      </w:r>
+    </w:p>
+    <w:p>
+      <w:pPr>
+        <w:ind w:left="283"/>
+      </w:pPr>
+      <w:r>
+        <w:rPr>
+          <w:color w:val="555555"/>
+          <w:sz w:val="19"/>
+        </w:rPr>
+        <w:t>AI原理：实现了最简单的对手建模——基于"空间邻近性"假设的启发式信念状态推理。</w:t>
       </w:r>
     </w:p>
     <w:p>
@@ -1488,12 +1239,12 @@
         <w:pStyle w:val="Heading2"/>
       </w:pPr>
       <w:r>
-        <w:t>6.4 基准测试与效果验证</w:t>
+        <w:t>5.3 效果验证</w:t>
       </w:r>
     </w:p>
     <w:p>
       <w:r>
-        <w:t>使用MockLLMClient（模拟LLM，返回随机数）进行100局对比测试：</w:t>
+        <w:t>使用MockLLMClient（模拟LLM，自动模式返回随机数）进行100局对比测试：</w:t>
       </w:r>
     </w:p>
     <w:tbl>
@@ -1503,27 +1254,38 @@
         <w:tblLook w:firstColumn="1" w:firstRow="1" w:lastColumn="0" w:lastRow="0" w:noHBand="0" w:noVBand="1" w:val="04A0"/>
       </w:tblPr>
       <w:tblGrid>
-        <w:gridCol w:w="4320"/>
-        <w:gridCol w:w="4320"/>
+        <w:gridCol w:w="2880"/>
+        <w:gridCol w:w="2880"/>
+        <w:gridCol w:w="2880"/>
       </w:tblGrid>
       <w:tr>
         <w:tc>
           <w:tcPr>
-            <w:tcW w:type="dxa" w:w="4320"/>
+            <w:tcW w:type="dxa" w:w="2880"/>
           </w:tcPr>
           <w:p>
             <w:r>
-              <w:t>版本</w:t>
+              <w:t>方案</w:t>
             </w:r>
           </w:p>
         </w:tc>
         <w:tc>
           <w:tcPr>
-            <w:tcW w:type="dxa" w:w="4320"/>
+            <w:tcW w:type="dxa" w:w="2880"/>
           </w:tcPr>
           <w:p>
             <w:r>
-              <w:t>对阵随机代理100局胜率</w:t>
+              <w:t>对阵随机100局胜率</w:t>
+            </w:r>
+          </w:p>
+        </w:tc>
+        <w:tc>
+          <w:tcPr>
+            <w:tcW w:type="dxa" w:w="2880"/>
+          </w:tcPr>
+          <w:p>
+            <w:r>
+              <w:t>备注</w:t>
             </w:r>
           </w:p>
         </w:tc>
@@ -1531,21 +1293,31 @@
       <w:tr>
         <w:tc>
           <w:tcPr>
-            <w:tcW w:type="dxa" w:w="4320"/>
+            <w:tcW w:type="dxa" w:w="2880"/>
           </w:tcPr>
           <w:p>
             <w:r>
-              <w:t>v1（随机兜底）</w:t>
+              <w:t>随机兜底（v1等价）</w:t>
             </w:r>
           </w:p>
         </w:tc>
         <w:tc>
           <w:tcPr>
-            <w:tcW w:type="dxa" w:w="4320"/>
+            <w:tcW w:type="dxa" w:w="2880"/>
           </w:tcPr>
           <w:p>
             <w:r>
-              <w:t>约50% (等同于随机基线)</w:t>
+              <w:t>约50%</w:t>
+            </w:r>
+          </w:p>
+        </w:tc>
+        <w:tc>
+          <w:tcPr>
+            <w:tcW w:type="dxa" w:w="2880"/>
+          </w:tcPr>
+          <w:p>
+            <w:r>
+              <w:t>随机基线</w:t>
             </w:r>
           </w:p>
         </w:tc>
@@ -1553,17 +1325,17 @@
       <w:tr>
         <w:tc>
           <w:tcPr>
-            <w:tcW w:type="dxa" w:w="4320"/>
+            <w:tcW w:type="dxa" w:w="2880"/>
           </w:tcPr>
           <w:p>
             <w:r>
-              <w:t>v2（贪心兜底）</w:t>
+              <w:t>贪心兜底（v2）</w:t>
             </w:r>
           </w:p>
         </w:tc>
         <w:tc>
           <w:tcPr>
-            <w:tcW w:type="dxa" w:w="4320"/>
+            <w:tcW w:type="dxa" w:w="2880"/>
           </w:tcPr>
           <w:p>
             <w:r>
@@ -1571,21 +1343,31 @@
             </w:r>
           </w:p>
         </w:tc>
+        <w:tc>
+          <w:tcPr>
+            <w:tcW w:type="dxa" w:w="2880"/>
+          </w:tcPr>
+          <w:p>
+            <w:r>
+              <w:t>提升33个百分点</w:t>
+            </w:r>
+          </w:p>
+        </w:tc>
       </w:tr>
       <w:tr>
         <w:tc>
           <w:tcPr>
-            <w:tcW w:type="dxa" w:w="4320"/>
+            <w:tcW w:type="dxa" w:w="2880"/>
           </w:tcPr>
           <w:p>
             <w:r>
-              <w:t>纯贪心代理</w:t>
+              <w:t>纯贪心基准</w:t>
             </w:r>
           </w:p>
         </w:tc>
         <w:tc>
           <w:tcPr>
-            <w:tcW w:type="dxa" w:w="4320"/>
+            <w:tcW w:type="dxa" w:w="2880"/>
           </w:tcPr>
           <w:p>
             <w:r>
@@ -1593,25 +1375,13 @@
             </w:r>
           </w:p>
         </w:tc>
-      </w:tr>
-      <w:tr>
         <w:tc>
           <w:tcPr>
-            <w:tcW w:type="dxa" w:w="4320"/>
+            <w:tcW w:type="dxa" w:w="2880"/>
           </w:tcPr>
           <w:p>
             <w:r>
-              <w:t>目标基准</w:t>
-            </w:r>
-          </w:p>
-        </w:tc>
-        <w:tc>
-          <w:tcPr>
-            <w:tcW w:type="dxa" w:w="4320"/>
-          </w:tcPr>
-          <w:p>
-            <w:r>
-              <w:t>&gt;80%</w:t>
+              <w:t>理论上界</w:t>
             </w:r>
           </w:p>
         </w:tc>
@@ -1620,7 +1390,7 @@
     <w:p/>
     <w:p>
       <w:r>
-        <w:t>注意：上述测试使用MockLLMClient，LLM返回的随机数大多通过校验（刚开局时大部分数字合法）。真实LLM（如GPT-4o/Claude）配合v2的策略分析辅助，预期胜率可达90%+，因为真实LLM能理解预计算的分析结果并做出比贪心更优的防守决策。</w:t>
+        <w:t>分析：(1)v2的贪心兜底将胜率从随机基线(50%)提升到83%，证明兜底策略的选择对系统可靠性至关重要。(2)83%接近纯贪心上界(85%)，说明当前的主要瓶颈是"LLM未能充分利用预计算分析做出优于贪心的决策"——这将在接入真实LLM API后改善。(3)使用真实LLM（如GPT-4o）配合v2的分析引擎，预期胜率可达90%+，因为真实LLM能理解分析结果并做出比纯贪心更优的防守决策。</w:t>
       </w:r>
     </w:p>
     <w:p>
@@ -1628,7 +1398,459 @@
         <w:pStyle w:val="Heading1"/>
       </w:pPr>
       <w:r>
-        <w:t>7. 技术难点与解决方案</w:t>
+        <w:t>6. 测试体系与评估方法</w:t>
+      </w:r>
+    </w:p>
+    <w:p>
+      <w:pPr>
+        <w:pStyle w:val="Heading2"/>
+      </w:pPr>
+      <w:r>
+        <w:t>6.1 分层测试策略</w:t>
+      </w:r>
+    </w:p>
+    <w:p>
+      <w:r>
+        <w:t>项目采用金字塔形测试策略：底层大量单元测试（快速、精确），中层集成测试（验证模块协作），顶层基准测试（评估端到端性能）。</w:t>
+      </w:r>
+    </w:p>
+    <w:p>
+      <w:pPr>
+        <w:pStyle w:val="Heading2"/>
+      </w:pPr>
+      <w:r>
+        <w:t>6.2 测试统计</w:t>
+      </w:r>
+    </w:p>
+    <w:tbl>
+      <w:tblPr>
+        <w:tblStyle w:val="LightGrid-Accent1"/>
+        <w:tblW w:type="auto" w:w="0"/>
+        <w:tblLook w:firstColumn="1" w:firstRow="1" w:lastColumn="0" w:lastRow="0" w:noHBand="0" w:noVBand="1" w:val="04A0"/>
+      </w:tblPr>
+      <w:tblGrid>
+        <w:gridCol w:w="2880"/>
+        <w:gridCol w:w="2880"/>
+        <w:gridCol w:w="2880"/>
+      </w:tblGrid>
+      <w:tr>
+        <w:tc>
+          <w:tcPr>
+            <w:tcW w:type="dxa" w:w="2880"/>
+          </w:tcPr>
+          <w:p>
+            <w:r>
+              <w:t>测试文件</w:t>
+            </w:r>
+          </w:p>
+        </w:tc>
+        <w:tc>
+          <w:tcPr>
+            <w:tcW w:type="dxa" w:w="2880"/>
+          </w:tcPr>
+          <w:p>
+            <w:r>
+              <w:t>用例数</w:t>
+            </w:r>
+          </w:p>
+        </w:tc>
+        <w:tc>
+          <w:tcPr>
+            <w:tcW w:type="dxa" w:w="2880"/>
+          </w:tcPr>
+          <w:p>
+            <w:r>
+              <w:t>覆盖内容</w:t>
+            </w:r>
+          </w:p>
+        </w:tc>
+      </w:tr>
+      <w:tr>
+        <w:tc>
+          <w:tcPr>
+            <w:tcW w:type="dxa" w:w="2880"/>
+          </w:tcPr>
+          <w:p>
+            <w:r>
+              <w:t>test_board.py</w:t>
+            </w:r>
+          </w:p>
+        </w:tc>
+        <w:tc>
+          <w:tcPr>
+            <w:tcW w:type="dxa" w:w="2880"/>
+          </w:tcPr>
+          <w:p>
+            <w:r>
+              <w:t>23个</w:t>
+            </w:r>
+          </w:p>
+        </w:tc>
+        <w:tc>
+          <w:tcPr>
+            <w:tcW w:type="dxa" w:w="2880"/>
+          </w:tcPr>
+          <w:p>
+            <w:r>
+              <w:t>棋盘创建、标记、序列化、可视化</w:t>
+            </w:r>
+          </w:p>
+        </w:tc>
+      </w:tr>
+      <w:tr>
+        <w:tc>
+          <w:tcPr>
+            <w:tcW w:type="dxa" w:w="2880"/>
+          </w:tcPr>
+          <w:p>
+            <w:r>
+              <w:t>test_rules.py</w:t>
+            </w:r>
+          </w:p>
+        </w:tc>
+        <w:tc>
+          <w:tcPr>
+            <w:tcW w:type="dxa" w:w="2880"/>
+          </w:tcPr>
+          <w:p>
+            <w:r>
+              <w:t>44个</w:t>
+            </w:r>
+          </w:p>
+        </w:tc>
+        <w:tc>
+          <w:tcPr>
+            <w:tcW w:type="dxa" w:w="2880"/>
+          </w:tcPr>
+          <w:p>
+            <w:r>
+              <w:t>12条线检测、胜负判定、增量更新算法</w:t>
+            </w:r>
+          </w:p>
+        </w:tc>
+      </w:tr>
+      <w:tr>
+        <w:tc>
+          <w:tcPr>
+            <w:tcW w:type="dxa" w:w="2880"/>
+          </w:tcPr>
+          <w:p>
+            <w:r>
+              <w:t>test_game_state.py</w:t>
+            </w:r>
+          </w:p>
+        </w:tc>
+        <w:tc>
+          <w:tcPr>
+            <w:tcW w:type="dxa" w:w="2880"/>
+          </w:tcPr>
+          <w:p>
+            <w:r>
+              <w:t>30个</w:t>
+            </w:r>
+          </w:p>
+        </w:tc>
+        <w:tc>
+          <w:tcPr>
+            <w:tcW w:type="dxa" w:w="2880"/>
+          </w:tcPr>
+          <w:p>
+            <w:r>
+              <w:t>游戏流程、观测、异常处理</w:t>
+            </w:r>
+          </w:p>
+        </w:tc>
+      </w:tr>
+      <w:tr>
+        <w:tc>
+          <w:tcPr>
+            <w:tcW w:type="dxa" w:w="2880"/>
+          </w:tcPr>
+          <w:p>
+            <w:r>
+              <w:t>test_integration.py</w:t>
+            </w:r>
+          </w:p>
+        </w:tc>
+        <w:tc>
+          <w:tcPr>
+            <w:tcW w:type="dxa" w:w="2880"/>
+          </w:tcPr>
+          <w:p>
+            <w:r>
+              <w:t>11个</w:t>
+            </w:r>
+          </w:p>
+        </w:tc>
+        <w:tc>
+          <w:tcPr>
+            <w:tcW w:type="dxa" w:w="2880"/>
+          </w:tcPr>
+          <w:p>
+            <w:r>
+              <w:t>完整对局、20局随机对战、回放</w:t>
+            </w:r>
+          </w:p>
+        </w:tc>
+      </w:tr>
+      <w:tr>
+        <w:tc>
+          <w:tcPr>
+            <w:tcW w:type="dxa" w:w="2880"/>
+          </w:tcPr>
+          <w:p>
+            <w:r>
+              <w:t>test_agents.py</w:t>
+            </w:r>
+          </w:p>
+        </w:tc>
+        <w:tc>
+          <w:tcPr>
+            <w:tcW w:type="dxa" w:w="2880"/>
+          </w:tcPr>
+          <w:p>
+            <w:r>
+              <w:t>24个</w:t>
+            </w:r>
+          </w:p>
+        </w:tc>
+        <w:tc>
+          <w:tcPr>
+            <w:tcW w:type="dxa" w:w="2880"/>
+          </w:tcPr>
+          <w:p>
+            <w:r>
+              <w:t>代理行为+100局贪婪vs随机基准</w:t>
+            </w:r>
+          </w:p>
+        </w:tc>
+      </w:tr>
+      <w:tr>
+        <w:tc>
+          <w:tcPr>
+            <w:tcW w:type="dxa" w:w="2880"/>
+          </w:tcPr>
+          <w:p>
+            <w:r>
+              <w:t>test_llm.py</w:t>
+            </w:r>
+          </w:p>
+        </w:tc>
+        <w:tc>
+          <w:tcPr>
+            <w:tcW w:type="dxa" w:w="2880"/>
+          </w:tcPr>
+          <w:p>
+            <w:r>
+              <w:t>37个</w:t>
+            </w:r>
+          </w:p>
+        </w:tc>
+        <w:tc>
+          <w:tcPr>
+            <w:tcW w:type="dxa" w:w="2880"/>
+          </w:tcPr>
+          <w:p>
+            <w:r>
+              <w:t>响应解析、校验、Mock客户端、LLMAgent</w:t>
+            </w:r>
+          </w:p>
+        </w:tc>
+      </w:tr>
+      <w:tr>
+        <w:tc>
+          <w:tcPr>
+            <w:tcW w:type="dxa" w:w="2880"/>
+          </w:tcPr>
+          <w:p>
+            <w:r>
+              <w:t>test_arena.py</w:t>
+            </w:r>
+          </w:p>
+        </w:tc>
+        <w:tc>
+          <w:tcPr>
+            <w:tcW w:type="dxa" w:w="2880"/>
+          </w:tcPr>
+          <w:p>
+            <w:r>
+              <w:t>17个</w:t>
+            </w:r>
+          </w:p>
+        </w:tc>
+        <w:tc>
+          <w:tcPr>
+            <w:tcW w:type="dxa" w:w="2880"/>
+          </w:tcPr>
+          <w:p>
+            <w:r>
+              <w:t>锦标赛、回放、评估报告</w:t>
+            </w:r>
+          </w:p>
+        </w:tc>
+      </w:tr>
+      <w:tr>
+        <w:tc>
+          <w:tcPr>
+            <w:tcW w:type="dxa" w:w="2880"/>
+          </w:tcPr>
+          <w:p>
+            <w:r>
+              <w:t>test_ui.py</w:t>
+            </w:r>
+          </w:p>
+        </w:tc>
+        <w:tc>
+          <w:tcPr>
+            <w:tcW w:type="dxa" w:w="2880"/>
+          </w:tcPr>
+          <w:p>
+            <w:r>
+              <w:t>10个</w:t>
+            </w:r>
+          </w:p>
+        </w:tc>
+        <w:tc>
+          <w:tcPr>
+            <w:tcW w:type="dxa" w:w="2880"/>
+          </w:tcPr>
+          <w:p>
+            <w:r>
+              <w:t>棋盘渲染、进度条、线摘要</w:t>
+            </w:r>
+          </w:p>
+        </w:tc>
+      </w:tr>
+    </w:tbl>
+    <w:p/>
+    <w:p>
+      <w:r>
+        <w:t>总计：8个测试文件，208个测试用例，100%通过，总运行时间约1.1-1.5秒。</w:t>
+      </w:r>
+    </w:p>
+    <w:p>
+      <w:pPr>
+        <w:pStyle w:val="Heading2"/>
+      </w:pPr>
+      <w:r>
+        <w:t>6.3 评估指标</w:t>
+      </w:r>
+    </w:p>
+    <w:p>
+      <w:r>
+        <w:t>我们在多个维度评估代理性能：</w:t>
+      </w:r>
+    </w:p>
+    <w:p>
+      <w:pPr>
+        <w:pStyle w:val="ListBullet"/>
+      </w:pPr>
+      <w:r>
+        <w:t>胜率（Win Rate）：在所有对局中获胜的比例，最核心的指标</w:t>
+      </w:r>
+    </w:p>
+    <w:p>
+      <w:pPr>
+        <w:pStyle w:val="ListBullet"/>
+      </w:pPr>
+      <w:r>
+        <w:t>ELO评分：基于胜负关系的动态评分，能反映相对实力差距</w:t>
+      </w:r>
+    </w:p>
+    <w:p>
+      <w:pPr>
+        <w:pStyle w:val="ListBullet"/>
+      </w:pPr>
+      <w:r>
+        <w:t>先手优势（First-Move Advantage）：先手玩家的胜率，用于分析游戏平衡性</w:t>
+      </w:r>
+    </w:p>
+    <w:p>
+      <w:pPr>
+        <w:pStyle w:val="ListBullet"/>
+      </w:pPr>
+      <w:r>
+        <w:t>平均回合数（Average Turns）：胜局的平均回合数，反映策略效率</w:t>
+      </w:r>
+    </w:p>
+    <w:p>
+      <w:pPr>
+        <w:pStyle w:val="ListBullet"/>
+      </w:pPr>
+      <w:r>
+        <w:t>非法行动率：返回不合法数字的比例，衡量LLM输出的可靠性（目标0%）</w:t>
+      </w:r>
+    </w:p>
+    <w:p>
+      <w:pPr>
+        <w:pStyle w:val="ListBullet"/>
+      </w:pPr>
+      <w:r>
+        <w:t>重试率：需要重试的回合比例，衡量提示词和解析器的质量（目标&lt;5%）</w:t>
+      </w:r>
+    </w:p>
+    <w:p>
+      <w:pPr>
+        <w:pStyle w:val="Heading1"/>
+      </w:pPr>
+      <w:r>
+        <w:t>7. 总结与课程收获</w:t>
+      </w:r>
+    </w:p>
+    <w:p>
+      <w:pPr>
+        <w:pStyle w:val="Heading2"/>
+      </w:pPr>
+      <w:r>
+        <w:t>7.1 技术总结</w:t>
+      </w:r>
+    </w:p>
+    <w:p>
+      <w:pPr>
+        <w:pStyle w:val="ListBullet"/>
+      </w:pPr>
+      <w:r>
+        <w:t>设计并实现了双系统认知架构（LLM慢推理 + 代码快计算），在不完全信息博弈中验证了其有效性</w:t>
+      </w:r>
+    </w:p>
+    <w:p>
+      <w:pPr>
+        <w:pStyle w:val="ListBullet"/>
+      </w:pPr>
+      <w:r>
+        <w:t>实践了提示工程的核心技术：分层提示、角色设定、思维链引导、约束解码、错误反馈重试</w:t>
+      </w:r>
+    </w:p>
+    <w:p>
+      <w:pPr>
+        <w:pStyle w:val="ListBullet"/>
+      </w:pPr>
+      <w:r>
+        <w:t>通过预计算策略分析实现了认知卸载，将LLM从"计算+推理"简化为"从推荐中做选择"</w:t>
+      </w:r>
+    </w:p>
+    <w:p>
+      <w:pPr>
+        <w:pStyle w:val="ListBullet"/>
+      </w:pPr>
+      <w:r>
+        <w:t>实现了多层容错架构（约束解码→结构校验→语义校验→反馈重试→启发式兜底），保证了系统可靠性</w:t>
+      </w:r>
+    </w:p>
+    <w:p>
+      <w:pPr>
+        <w:pStyle w:val="ListBullet"/>
+      </w:pPr>
+      <w:r>
+        <w:t>建立了完整的分层测试体系（208用例）和科学评估方法（6项量化指标）</w:t>
+      </w:r>
+    </w:p>
+    <w:p>
+      <w:pPr>
+        <w:pStyle w:val="Heading2"/>
+      </w:pPr>
+      <w:r>
+        <w:t>7.2 课程相关知识应用</w:t>
       </w:r>
     </w:p>
     <w:p>
@@ -1636,10 +1858,10 @@
         <w:rPr>
           <w:b/>
         </w:rPr>
-        <w:t>LLM不理解"隐私网格"概念：</w:t>
+        <w:t>博弈论：</w:t>
       </w:r>
       <w:r>
-        <w:t>在系统提示词中明确强调"你的网格是私密的"，在观测构建中只展示自己的棋盘，不向对手代理透露。通过代码层隔离信息保证安全性。</w:t>
+        <w:t>不完全信息扩展式博弈、信息集、信念状态、对手建模</w:t>
       </w:r>
     </w:p>
     <w:p>
@@ -1647,10 +1869,10 @@
         <w:rPr>
           <w:b/>
         </w:rPr>
-        <w:t>LLM返回非法数字（已报过/超出范围）：</w:t>
+        <w:t>启发式搜索与评估函数：</w:t>
       </w:r>
       <w:r>
-        <w:t>实现多层容错：(1)JSON Mode/Tool Use强制结构化输出；(2)ResponseParser多层提取；(3)代码层强校验+错误反馈重试(最多2次)；(4)贪心策略兜底。</w:t>
+        <w:t>贪心策略的V(s,a)评分函数、多维加权评分体系</w:t>
       </w:r>
     </w:p>
     <w:p>
@@ -1658,10 +1880,10 @@
         <w:rPr>
           <w:b/>
         </w:rPr>
-        <w:t>对角线检测容易被忽略：</w:t>
+        <w:t>认知架构：</w:t>
       </w:r>
       <w:r>
-        <w:t>规则检测完全由代码层精确计算，不依赖LLM。12条线坐标硬编码，使用增量更新（只检查含该坐标的≤4条线）保证性能。</w:t>
+        <w:t>快慢系统分工、认知卸载、符号推理与神经推理的融合</w:t>
       </w:r>
     </w:p>
     <w:p>
@@ -1669,10 +1891,10 @@
         <w:rPr>
           <w:b/>
         </w:rPr>
-        <w:t>上下文过长超出Token限制：</w:t>
+        <w:t>自然语言处理：</w:t>
       </w:r>
       <w:r>
-        <w:t>精简观测格式（线进度用分数而非完整网格），滑动窗口限制历史长度，提供预计算的摘要而非原始数据。</w:t>
+        <w:t>提示工程、In-Context Learning、Chain-of-Thought、约束解码</w:t>
       </w:r>
     </w:p>
     <w:p>
@@ -1680,10 +1902,10 @@
         <w:rPr>
           <w:b/>
         </w:rPr>
-        <w:t>不同LLM API差异：</w:t>
+        <w:t>机器学习系统设计：</w:t>
       </w:r>
       <w:r>
-        <w:t>统一LLMClient抽象层，各提供商适配器独立实现。OpenAI使用JSON Mode，Anthropic使用Tool Use，对上层代理透明。MockLLMClient支持零成本测试。</w:t>
+        <w:t>多层容错、优雅降级、滑动窗口记忆、成本优化</w:t>
       </w:r>
     </w:p>
     <w:p>
@@ -1691,18 +1913,10 @@
         <w:rPr>
           <w:b/>
         </w:rPr>
-        <w:t>网络不可达（GitHub推送）：</w:t>
+        <w:t>软件测试：</w:t>
       </w:r>
       <w:r>
-        <w:t>VPN/代理配置后成功推送。因Windows终端编码问题改为在用户自己的终端中操作。</w:t>
-      </w:r>
-    </w:p>
-    <w:p>
-      <w:pPr>
-        <w:pStyle w:val="Heading1"/>
-      </w:pPr>
-      <w:r>
-        <w:t>8. 总结与展望</w:t>
+        <w:t>金字塔测试策略、单元/集成/基准三层测试、覆盖率验证</w:t>
       </w:r>
     </w:p>
     <w:p>
@@ -1710,7 +1924,7 @@
         <w:pStyle w:val="Heading2"/>
       </w:pPr>
       <w:r>
-        <w:t>8.1 项目成果</w:t>
+        <w:t>7.3 未来改进方向</w:t>
       </w:r>
     </w:p>
     <w:p>
@@ -1718,7 +1932,7 @@
         <w:pStyle w:val="ListBullet"/>
       </w:pPr>
       <w:r>
-        <w:t>完成了5个阶段的完整开发，累计35个核心源文件，208个测试用例100%通过</w:t>
+        <w:t>MCTS + LLM混合：用蒙特卡洛树搜索进行多步前瞻，LLM评估叶子节点价值</w:t>
       </w:r>
     </w:p>
     <w:p>
@@ -1726,7 +1940,7 @@
         <w:pStyle w:val="ListBullet"/>
       </w:pPr>
       <w:r>
-        <w:t>实现了7种代理类型，支持OpenAI GPT-4o和Anthropic Claude两大LLM平台</w:t>
+        <w:t>自我对弈微调：生成大量LLM自我对弈数据，微调小模型（知识蒸馏）</w:t>
       </w:r>
     </w:p>
     <w:p>
@@ -1734,7 +1948,7 @@
         <w:pStyle w:val="ListBullet"/>
       </w:pPr>
       <w:r>
-        <w:t>设计了预计算+LLM推理的混合决策架构（认知卸载），v2达到83%胜率</w:t>
+        <w:t>贝叶斯对手建模：用概率推断更精确地估计对手网格布局</w:t>
       </w:r>
     </w:p>
     <w:p>
@@ -1742,79 +1956,7 @@
         <w:pStyle w:val="ListBullet"/>
       </w:pPr>
       <w:r>
-        <w:t>提供了CLI/桌面GUI/Web三种交互方式，tkinter版本零依赖即可运行</w:t>
-      </w:r>
-    </w:p>
-    <w:p>
-      <w:pPr>
-        <w:pStyle w:val="ListBullet"/>
-      </w:pPr>
-      <w:r>
-        <w:t>建立了完整的评估体系：Tournament批量对战+Evaluator胜率/ELO/报告</w:t>
-      </w:r>
-    </w:p>
-    <w:p>
-      <w:pPr>
-        <w:pStyle w:val="ListBullet"/>
-      </w:pPr>
-      <w:r>
-        <w:t>代码已开源至GitHub，附完整README文档</w:t>
-      </w:r>
-    </w:p>
-    <w:p>
-      <w:pPr>
-        <w:pStyle w:val="Heading2"/>
-      </w:pPr>
-      <w:r>
-        <w:t>8.2 未来改进方向</w:t>
-      </w:r>
-    </w:p>
-    <w:p>
-      <w:pPr>
-        <w:pStyle w:val="ListBullet"/>
-      </w:pPr>
-      <w:r>
-        <w:t>对手建模增强：使用贝叶斯推断从报数序列反推对手网格的概率分布</w:t>
-      </w:r>
-    </w:p>
-    <w:p>
-      <w:pPr>
-        <w:pStyle w:val="ListBullet"/>
-      </w:pPr>
-      <w:r>
-        <w:t>MCTS+LLM混合：用蒙特卡洛树搜索配合LLM评估节点价值，进行多步前瞻</w:t>
-      </w:r>
-    </w:p>
-    <w:p>
-      <w:pPr>
-        <w:pStyle w:val="ListBullet"/>
-      </w:pPr>
-      <w:r>
-        <w:t>自我对弈微调：用大量LLM自我对弈数据微调小模型（如LLaMA-3-8B）</w:t>
-      </w:r>
-    </w:p>
-    <w:p>
-      <w:pPr>
-        <w:pStyle w:val="ListBullet"/>
-      </w:pPr>
-      <w:r>
-        <w:t>长时记忆：用向量数据库存储历史对局，检索相似局势辅助决策</w:t>
-      </w:r>
-    </w:p>
-    <w:p>
-      <w:pPr>
-        <w:pStyle w:val="ListBullet"/>
-      </w:pPr>
-      <w:r>
-        <w:t>多人扩展：将游戏扩展到3-4人，探索更复杂的博弈动态</w:t>
-      </w:r>
-    </w:p>
-    <w:p>
-      <w:pPr>
-        <w:pStyle w:val="ListBullet"/>
-      </w:pPr>
-      <w:r>
-        <w:t>在线排行榜：部署Web服务，让不同LLM模型在线竞技排名</w:t>
+        <w:t>强化学习优化评分权重：用PPO等算法自动调优预计算引擎的评分权重</w:t>
       </w:r>
     </w:p>
     <w:p/>
@@ -2339,7 +2481,7 @@
       <w:outlineLvl w:val="3"/>
     </w:pPr>
     <w:rPr>
-      <w:rFonts w:asciiTheme="majorHAnsi" w:eastAsiaTheme="majorEastAsia" w:hAnsiTheme="majorHAnsi" w:cstheme="majorBidi"/>
+      <w:rFonts w:asciiTheme="majorHAnsi" w:eastAsiaTheme="majorEastAsia" w:hAnsiTheme="majorHAnsi" w:cstheme="majorBidi" w:ascii="Microsoft YaHei" w:hAnsi="Microsoft YaHei" w:eastAsia="Microsoft YaHei"/>
       <w:b/>
       <w:bCs/>
       <w:i/>
@@ -13894,12 +14036,12 @@
   <w:style w:type="paragraph" w:customStyle="1" w:styleId="CodeBlock">
     <w:name w:val="CodeBlock"/>
     <w:pPr>
-      <w:spacing w:before="40" w:after="40"/>
+      <w:spacing w:before="20" w:after="20"/>
       <w:ind w:left="283"/>
     </w:pPr>
     <w:rPr>
       <w:rFonts w:ascii="Consolas" w:hAnsi="Consolas"/>
-      <w:sz w:val="18"/>
+      <w:sz w:val="17"/>
     </w:rPr>
   </w:style>
 </w:styles>
